--- a/Books/RPG_Books/ThePrincessAndThePlayer/Book_ThePrincessAndThePlayer.docx
+++ b/Books/RPG_Books/ThePrincessAndThePlayer/Book_ThePrincessAndThePlayer.docx
@@ -1739,15 +1739,7 @@
     </w:p>
     <w:p>
       <w:r>
-        <w:t xml:space="preserve">“But why give them a chance at getting strong?” Greater Demon </w:t>
-      </w:r>
-      <w:proofErr w:type="spellStart"/>
-      <w:r>
-        <w:t>Dweeler</w:t>
-      </w:r>
-      <w:proofErr w:type="spellEnd"/>
-      <w:r>
-        <w:t xml:space="preserve"> </w:t>
+        <w:t xml:space="preserve">“But why give them a chance at getting strong?” Greater Demon Dweeler </w:t>
       </w:r>
       <w:r>
         <w:t>asked</w:t>
@@ -1890,15 +1882,7 @@
     </w:p>
     <w:p>
       <w:r>
-        <w:t xml:space="preserve">An idle thought entered </w:t>
-      </w:r>
-      <w:proofErr w:type="spellStart"/>
-      <w:r>
-        <w:t>Dailion’s</w:t>
-      </w:r>
-      <w:proofErr w:type="spellEnd"/>
-      <w:r>
-        <w:t xml:space="preserve"> mind. Did the hierarchy reach beyond that? No. That was crazy talk.</w:t>
+        <w:t>An idle thought entered Dailion’s mind. Did the hierarchy reach beyond that? No. That was crazy talk.</w:t>
       </w:r>
     </w:p>
     <w:p>
@@ -16271,9 +16255,11 @@
       <w:r>
         <w:t xml:space="preserve">“I am </w:t>
       </w:r>
+      <w:proofErr w:type="spellStart"/>
       <w:r>
         <w:t>Taranis</w:t>
       </w:r>
+      <w:proofErr w:type="spellEnd"/>
       <w:r>
         <w:t xml:space="preserve"> </w:t>
       </w:r>
@@ -16285,9 +16271,11 @@
       <w:r>
         <w:t xml:space="preserve">,” </w:t>
       </w:r>
+      <w:proofErr w:type="spellStart"/>
       <w:r>
         <w:t>Taranis</w:t>
       </w:r>
+      <w:proofErr w:type="spellEnd"/>
       <w:r>
         <w:t xml:space="preserve"> </w:t>
       </w:r>
@@ -20785,7 +20773,15 @@
         <w:t>Grand</w:t>
       </w:r>
       <w:r>
-        <w:t xml:space="preserve"> Wizard Taranis </w:t>
+        <w:t xml:space="preserve"> Wizard </w:t>
+      </w:r>
+      <w:proofErr w:type="spellStart"/>
+      <w:r>
+        <w:t>Taranis</w:t>
+      </w:r>
+      <w:proofErr w:type="spellEnd"/>
+      <w:r>
+        <w:t xml:space="preserve"> </w:t>
       </w:r>
       <w:proofErr w:type="spellStart"/>
       <w:r>
@@ -51986,7 +51982,15 @@
     </w:p>
     <w:p>
       <w:r>
-        <w:t xml:space="preserve">“Everyone, this is Royal Wizard Taranis </w:t>
+        <w:t xml:space="preserve">“Everyone, this is Royal Wizard </w:t>
+      </w:r>
+      <w:proofErr w:type="spellStart"/>
+      <w:r>
+        <w:t>Taranis</w:t>
+      </w:r>
+      <w:proofErr w:type="spellEnd"/>
+      <w:r>
+        <w:t xml:space="preserve"> </w:t>
       </w:r>
       <w:proofErr w:type="spellStart"/>
       <w:r>
@@ -57835,7 +57839,7 @@
             <w:rPr>
               <w:noProof/>
             </w:rPr>
-            <w:t>84</w:t>
+            <w:t>6</w:t>
           </w:r>
         </w:fldSimple>
       </w:p>
@@ -57866,7 +57870,7 @@
             <w:rPr>
               <w:noProof/>
             </w:rPr>
-            <w:t>85</w:t>
+            <w:t>5</w:t>
           </w:r>
         </w:fldSimple>
       </w:p>
@@ -58133,7 +58137,7 @@
         <v:path o:extrusionok="f" gradientshapeok="t" o:connecttype="rect"/>
         <o:lock v:ext="edit" aspectratio="t"/>
       </v:shapetype>
-      <v:shape id="_x0000_i1040" type="#_x0000_t75" style="width:3in;height:3in;visibility:visible" o:bullet="t">
+      <v:shape id="_x0000_i1028" type="#_x0000_t75" style="width:3in;height:3in;visibility:visible" o:bullet="t">
         <v:imagedata r:id="rId1" o:title="MC900065312[1]"/>
       </v:shape>
     </w:pict>
@@ -60847,7 +60851,7 @@
 </file>
 
 <file path=customXml/itemProps1.xml><?xml version="1.0" encoding="utf-8"?>
-<ds:datastoreItem xmlns:ds="http://schemas.openxmlformats.org/officeDocument/2006/customXml" ds:itemID="{AA77F0AD-D915-467C-B0EC-B68F9107C0AC}">
+<ds:datastoreItem xmlns:ds="http://schemas.openxmlformats.org/officeDocument/2006/customXml" ds:itemID="{B5BBEE1E-38C5-4C9C-839C-A2B8759FDD56}">
   <ds:schemaRefs>
     <ds:schemaRef ds:uri="http://schemas.openxmlformats.org/officeDocument/2006/bibliography"/>
   </ds:schemaRefs>

--- a/Books/RPG_Books/ThePrincessAndThePlayer/Book_ThePrincessAndThePlayer.docx
+++ b/Books/RPG_Books/ThePrincessAndThePlayer/Book_ThePrincessAndThePlayer.docx
@@ -193,7 +193,7 @@
       <w:r>
         <w:fldChar w:fldCharType="separate"/>
       </w:r>
-      <w:hyperlink w:anchor="_Toc237717565" w:history="1">
+      <w:hyperlink w:anchor="_Toc244029655" w:history="1">
         <w:r>
           <w:rPr>
             <w:rStyle w:val="Hyperlink"/>
@@ -220,7 +220,7 @@
             <w:noProof/>
             <w:webHidden/>
           </w:rPr>
-          <w:instrText xml:space="preserve"> PAGEREF _Toc237717565 \h </w:instrText>
+          <w:instrText xml:space="preserve"> PAGEREF _Toc244029655 \h </w:instrText>
         </w:r>
         <w:r>
           <w:rPr>
@@ -260,27 +260,13 @@
           <w:sz w:val="22"/>
         </w:rPr>
       </w:pPr>
-      <w:hyperlink w:anchor="_Toc237717566" w:history="1">
+      <w:hyperlink w:anchor="_Toc244029656" w:history="1">
         <w:r>
           <w:rPr>
             <w:rStyle w:val="Hyperlink"/>
             <w:noProof/>
           </w:rPr>
-          <w:t>2. Holoworld – the Playgro</w:t>
-        </w:r>
-        <w:r>
-          <w:rPr>
-            <w:rStyle w:val="Hyperlink"/>
-            <w:noProof/>
-          </w:rPr>
-          <w:t>u</w:t>
-        </w:r>
-        <w:r>
-          <w:rPr>
-            <w:rStyle w:val="Hyperlink"/>
-            <w:noProof/>
-          </w:rPr>
-          <w:t>nd of the Future</w:t>
+          <w:t>2. Holoworld – the Playground of the Future</w:t>
         </w:r>
         <w:r>
           <w:rPr>
@@ -301,7 +287,7 @@
             <w:noProof/>
             <w:webHidden/>
           </w:rPr>
-          <w:instrText xml:space="preserve"> PAGEREF _Toc237717566 \h </w:instrText>
+          <w:instrText xml:space="preserve"> PAGEREF _Toc244029656 \h </w:instrText>
         </w:r>
         <w:r>
           <w:rPr>
@@ -341,27 +327,13 @@
           <w:sz w:val="22"/>
         </w:rPr>
       </w:pPr>
-      <w:hyperlink w:anchor="_Toc237717567" w:history="1">
+      <w:hyperlink w:anchor="_Toc244029657" w:history="1">
         <w:r>
           <w:rPr>
             <w:rStyle w:val="Hyperlink"/>
             <w:noProof/>
           </w:rPr>
-          <w:t>3. Let the Incursio</w:t>
-        </w:r>
-        <w:r>
-          <w:rPr>
-            <w:rStyle w:val="Hyperlink"/>
-            <w:noProof/>
-          </w:rPr>
-          <w:t>n</w:t>
-        </w:r>
-        <w:r>
-          <w:rPr>
-            <w:rStyle w:val="Hyperlink"/>
-            <w:noProof/>
-          </w:rPr>
-          <w:t xml:space="preserve"> Begin</w:t>
+          <w:t>3. Let the Incursion Begin</w:t>
         </w:r>
         <w:r>
           <w:rPr>
@@ -382,7 +354,7 @@
             <w:noProof/>
             <w:webHidden/>
           </w:rPr>
-          <w:instrText xml:space="preserve"> PAGEREF _Toc237717567 \h </w:instrText>
+          <w:instrText xml:space="preserve"> PAGEREF _Toc244029657 \h </w:instrText>
         </w:r>
         <w:r>
           <w:rPr>
@@ -422,27 +394,13 @@
           <w:sz w:val="22"/>
         </w:rPr>
       </w:pPr>
-      <w:hyperlink w:anchor="_Toc237717568" w:history="1">
+      <w:hyperlink w:anchor="_Toc244029658" w:history="1">
         <w:r>
           <w:rPr>
             <w:rStyle w:val="Hyperlink"/>
             <w:noProof/>
           </w:rPr>
-          <w:t>4. Lear</w:t>
-        </w:r>
-        <w:r>
-          <w:rPr>
-            <w:rStyle w:val="Hyperlink"/>
-            <w:noProof/>
-          </w:rPr>
-          <w:t>n</w:t>
-        </w:r>
-        <w:r>
-          <w:rPr>
-            <w:rStyle w:val="Hyperlink"/>
-            <w:noProof/>
-          </w:rPr>
-          <w:t>ing to Level</w:t>
+          <w:t>4. Newbie City</w:t>
         </w:r>
         <w:r>
           <w:rPr>
@@ -463,7 +421,7 @@
             <w:noProof/>
             <w:webHidden/>
           </w:rPr>
-          <w:instrText xml:space="preserve"> PAGEREF _Toc237717568 \h </w:instrText>
+          <w:instrText xml:space="preserve"> PAGEREF _Toc244029658 \h </w:instrText>
         </w:r>
         <w:r>
           <w:rPr>
@@ -483,7 +441,7 @@
             <w:noProof/>
             <w:webHidden/>
           </w:rPr>
-          <w:t>44</w:t>
+          <w:t>36</w:t>
         </w:r>
         <w:r>
           <w:rPr>
@@ -503,13 +461,13 @@
           <w:sz w:val="22"/>
         </w:rPr>
       </w:pPr>
-      <w:hyperlink w:anchor="_Toc237717569" w:history="1">
+      <w:hyperlink w:anchor="_Toc244029659" w:history="1">
         <w:r>
           <w:rPr>
             <w:rStyle w:val="Hyperlink"/>
             <w:noProof/>
           </w:rPr>
-          <w:t>The Boundless Expanse</w:t>
+          <w:t>5. Learning to Level</w:t>
         </w:r>
         <w:r>
           <w:rPr>
@@ -530,7 +488,7 @@
             <w:noProof/>
             <w:webHidden/>
           </w:rPr>
-          <w:instrText xml:space="preserve"> PAGEREF _Toc237717569 \h </w:instrText>
+          <w:instrText xml:space="preserve"> PAGEREF _Toc244029659 \h </w:instrText>
         </w:r>
         <w:r>
           <w:rPr>
@@ -550,7 +508,7 @@
             <w:noProof/>
             <w:webHidden/>
           </w:rPr>
-          <w:t>68</w:t>
+          <w:t>45</w:t>
         </w:r>
         <w:r>
           <w:rPr>
@@ -570,7 +528,74 @@
           <w:sz w:val="22"/>
         </w:rPr>
       </w:pPr>
-      <w:hyperlink w:anchor="_Toc237717570" w:history="1">
+      <w:hyperlink w:anchor="_Toc244029660" w:history="1">
+        <w:r>
+          <w:rPr>
+            <w:rStyle w:val="Hyperlink"/>
+            <w:noProof/>
+          </w:rPr>
+          <w:t>6. It’s Party Time</w:t>
+        </w:r>
+        <w:r>
+          <w:rPr>
+            <w:noProof/>
+            <w:webHidden/>
+          </w:rPr>
+          <w:tab/>
+        </w:r>
+        <w:r>
+          <w:rPr>
+            <w:noProof/>
+            <w:webHidden/>
+          </w:rPr>
+          <w:fldChar w:fldCharType="begin"/>
+        </w:r>
+        <w:r>
+          <w:rPr>
+            <w:noProof/>
+            <w:webHidden/>
+          </w:rPr>
+          <w:instrText xml:space="preserve"> PAGEREF _Toc244029660 \h </w:instrText>
+        </w:r>
+        <w:r>
+          <w:rPr>
+            <w:noProof/>
+            <w:webHidden/>
+          </w:rPr>
+        </w:r>
+        <w:r>
+          <w:rPr>
+            <w:noProof/>
+            <w:webHidden/>
+          </w:rPr>
+          <w:fldChar w:fldCharType="separate"/>
+        </w:r>
+        <w:r>
+          <w:rPr>
+            <w:noProof/>
+            <w:webHidden/>
+          </w:rPr>
+          <w:t>69</w:t>
+        </w:r>
+        <w:r>
+          <w:rPr>
+            <w:noProof/>
+            <w:webHidden/>
+          </w:rPr>
+          <w:fldChar w:fldCharType="end"/>
+        </w:r>
+      </w:hyperlink>
+    </w:p>
+    <w:p>
+      <w:pPr>
+        <w:pStyle w:val="TOC2"/>
+        <w:rPr>
+          <w:rFonts w:asciiTheme="minorHAnsi" w:eastAsiaTheme="minorEastAsia" w:hAnsiTheme="minorHAnsi" w:cstheme="minorBidi"/>
+          <w:noProof/>
+          <w:sz w:val="22"/>
+        </w:rPr>
+      </w:pPr>
+      <w:hyperlink w:anchor="_Toc244029661" w:history="1">
         <w:r>
           <w:rPr>
             <w:rStyle w:val="Hyperlink"/>
@@ -597,7 +622,7 @@
             <w:noProof/>
             <w:webHidden/>
           </w:rPr>
-          <w:instrText xml:space="preserve"> PAGEREF _Toc237717570 \h </w:instrText>
+          <w:instrText xml:space="preserve"> PAGEREF _Toc244029661 \h </w:instrText>
         </w:r>
         <w:r>
           <w:rPr>
@@ -617,7 +642,7 @@
             <w:noProof/>
             <w:webHidden/>
           </w:rPr>
-          <w:t>99</w:t>
+          <w:t>100</w:t>
         </w:r>
         <w:r>
           <w:rPr>
@@ -637,7 +662,7 @@
           <w:sz w:val="22"/>
         </w:rPr>
       </w:pPr>
-      <w:hyperlink w:anchor="_Toc237717571" w:history="1">
+      <w:hyperlink w:anchor="_Toc244029662" w:history="1">
         <w:r>
           <w:rPr>
             <w:rStyle w:val="Hyperlink"/>
@@ -664,7 +689,7 @@
             <w:noProof/>
             <w:webHidden/>
           </w:rPr>
-          <w:instrText xml:space="preserve"> PAGEREF _Toc237717571 \h </w:instrText>
+          <w:instrText xml:space="preserve"> PAGEREF _Toc244029662 \h </w:instrText>
         </w:r>
         <w:r>
           <w:rPr>
@@ -684,7 +709,7 @@
             <w:noProof/>
             <w:webHidden/>
           </w:rPr>
-          <w:t>137</w:t>
+          <w:t>139</w:t>
         </w:r>
         <w:r>
           <w:rPr>
@@ -704,7 +729,7 @@
           <w:sz w:val="22"/>
         </w:rPr>
       </w:pPr>
-      <w:hyperlink w:anchor="_Toc237717572" w:history="1">
+      <w:hyperlink w:anchor="_Toc244029663" w:history="1">
         <w:r>
           <w:rPr>
             <w:rStyle w:val="Hyperlink"/>
@@ -731,7 +756,7 @@
             <w:noProof/>
             <w:webHidden/>
           </w:rPr>
-          <w:instrText xml:space="preserve"> PAGEREF _Toc237717572 \h </w:instrText>
+          <w:instrText xml:space="preserve"> PAGEREF _Toc244029663 \h </w:instrText>
         </w:r>
         <w:r>
           <w:rPr>
@@ -751,7 +776,7 @@
             <w:noProof/>
             <w:webHidden/>
           </w:rPr>
-          <w:t>180</w:t>
+          <w:t>182</w:t>
         </w:r>
         <w:r>
           <w:rPr>
@@ -771,7 +796,7 @@
           <w:sz w:val="22"/>
         </w:rPr>
       </w:pPr>
-      <w:hyperlink w:anchor="_Toc237717573" w:history="1">
+      <w:hyperlink w:anchor="_Toc244029664" w:history="1">
         <w:r>
           <w:rPr>
             <w:rStyle w:val="Hyperlink"/>
@@ -798,7 +823,7 @@
             <w:noProof/>
             <w:webHidden/>
           </w:rPr>
-          <w:instrText xml:space="preserve"> PAGEREF _Toc237717573 \h </w:instrText>
+          <w:instrText xml:space="preserve"> PAGEREF _Toc244029664 \h </w:instrText>
         </w:r>
         <w:r>
           <w:rPr>
@@ -818,7 +843,7 @@
             <w:noProof/>
             <w:webHidden/>
           </w:rPr>
-          <w:t>196</w:t>
+          <w:t>198</w:t>
         </w:r>
         <w:r>
           <w:rPr>
@@ -838,7 +863,7 @@
           <w:sz w:val="22"/>
         </w:rPr>
       </w:pPr>
-      <w:hyperlink w:anchor="_Toc237717574" w:history="1">
+      <w:hyperlink w:anchor="_Toc244029665" w:history="1">
         <w:r>
           <w:rPr>
             <w:rStyle w:val="Hyperlink"/>
@@ -865,7 +890,7 @@
             <w:noProof/>
             <w:webHidden/>
           </w:rPr>
-          <w:instrText xml:space="preserve"> PAGEREF _Toc237717574 \h </w:instrText>
+          <w:instrText xml:space="preserve"> PAGEREF _Toc244029665 \h </w:instrText>
         </w:r>
         <w:r>
           <w:rPr>
@@ -885,7 +910,7 @@
             <w:noProof/>
             <w:webHidden/>
           </w:rPr>
-          <w:t>221</w:t>
+          <w:t>223</w:t>
         </w:r>
         <w:r>
           <w:rPr>
@@ -905,7 +930,7 @@
           <w:sz w:val="22"/>
         </w:rPr>
       </w:pPr>
-      <w:hyperlink w:anchor="_Toc237717575" w:history="1">
+      <w:hyperlink w:anchor="_Toc244029666" w:history="1">
         <w:r>
           <w:rPr>
             <w:rStyle w:val="Hyperlink"/>
@@ -932,7 +957,7 @@
             <w:noProof/>
             <w:webHidden/>
           </w:rPr>
-          <w:instrText xml:space="preserve"> PAGEREF _Toc237717575 \h </w:instrText>
+          <w:instrText xml:space="preserve"> PAGEREF _Toc244029666 \h </w:instrText>
         </w:r>
         <w:r>
           <w:rPr>
@@ -952,7 +977,7 @@
             <w:noProof/>
             <w:webHidden/>
           </w:rPr>
-          <w:t>247</w:t>
+          <w:t>248</w:t>
         </w:r>
         <w:r>
           <w:rPr>
@@ -972,7 +997,7 @@
           <w:sz w:val="22"/>
         </w:rPr>
       </w:pPr>
-      <w:hyperlink w:anchor="_Toc237717576" w:history="1">
+      <w:hyperlink w:anchor="_Toc244029667" w:history="1">
         <w:r>
           <w:rPr>
             <w:rStyle w:val="Hyperlink"/>
@@ -999,7 +1024,7 @@
             <w:noProof/>
             <w:webHidden/>
           </w:rPr>
-          <w:instrText xml:space="preserve"> PAGEREF _Toc237717576 \h </w:instrText>
+          <w:instrText xml:space="preserve"> PAGEREF _Toc244029667 \h </w:instrText>
         </w:r>
         <w:r>
           <w:rPr>
@@ -1019,7 +1044,7 @@
             <w:noProof/>
             <w:webHidden/>
           </w:rPr>
-          <w:t>254</w:t>
+          <w:t>255</w:t>
         </w:r>
         <w:r>
           <w:rPr>
@@ -1064,7 +1089,7 @@
       <w:pPr>
         <w:pStyle w:val="H2"/>
       </w:pPr>
-      <w:bookmarkStart w:id="0" w:name="_Toc237717565"/>
+      <w:bookmarkStart w:id="0" w:name="_Toc244029655"/>
       <w:r>
         <w:lastRenderedPageBreak/>
         <w:t xml:space="preserve">1. </w:t>
@@ -1334,7 +1359,7 @@
         <w:t xml:space="preserve">, Thoth the </w:t>
       </w:r>
       <w:r>
-        <w:t>Atlantian</w:t>
+        <w:t>Atlantean</w:t>
       </w:r>
       <w:r>
         <w:t xml:space="preserve"> ascended</w:t>
@@ -2021,7 +2046,7 @@
       <w:pPr>
         <w:pStyle w:val="H2"/>
       </w:pPr>
-      <w:bookmarkStart w:id="1" w:name="_Toc237717566"/>
+      <w:bookmarkStart w:id="1" w:name="_Toc244029656"/>
       <w:r>
         <w:lastRenderedPageBreak/>
         <w:t xml:space="preserve">2. </w:t>
@@ -2721,7 +2746,10 @@
         <w:t xml:space="preserve">equipment. It also required </w:t>
       </w:r>
       <w:r>
-        <w:t xml:space="preserve">terrawatts </w:t>
+        <w:t>terawatts</w:t>
+      </w:r>
+      <w:r>
+        <w:t xml:space="preserve"> </w:t>
       </w:r>
       <w:r>
         <w:t>of power.</w:t>
@@ -2735,7 +2763,13 @@
         <w:t xml:space="preserve">“It was a herculean task, </w:t>
       </w:r>
       <w:r>
-        <w:t xml:space="preserve">directing terrawatts of power </w:t>
+        <w:t xml:space="preserve">directing </w:t>
+      </w:r>
+      <w:r>
+        <w:t>terawatts</w:t>
+      </w:r>
+      <w:r>
+        <w:t xml:space="preserve"> of power </w:t>
       </w:r>
       <w:r>
         <w:t>through vast arrays of custom built circuits</w:t>
@@ -4281,7 +4315,7 @@
       <w:pPr>
         <w:pStyle w:val="H2"/>
       </w:pPr>
-      <w:bookmarkStart w:id="2" w:name="_Toc237717567"/>
+      <w:bookmarkStart w:id="2" w:name="_Toc244029657"/>
       <w:r>
         <w:lastRenderedPageBreak/>
         <w:t xml:space="preserve">3. </w:t>
@@ -11018,6 +11052,44 @@
       </w:r>
     </w:p>
     <w:p>
+      <w:pPr>
+        <w:pStyle w:val="H2"/>
+      </w:pPr>
+      <w:bookmarkStart w:id="3" w:name="_Toc244029658"/>
+      <w:r>
+        <w:lastRenderedPageBreak/>
+        <w:t xml:space="preserve">4. </w:t>
+      </w:r>
+      <w:r>
+        <w:t>Newbie City</w:t>
+      </w:r>
+      <w:bookmarkEnd w:id="3"/>
+    </w:p>
+    <w:p>
+      <w:pPr>
+        <w:pStyle w:val="Quote1"/>
+      </w:pPr>
+      <w:r>
+        <w:t>Let’s start at the very beginning,</w:t>
+      </w:r>
+    </w:p>
+    <w:p>
+      <w:pPr>
+        <w:pStyle w:val="Quote1"/>
+      </w:pPr>
+      <w:r>
+        <w:t>It’s a very good place to stat</w:t>
+      </w:r>
+    </w:p>
+    <w:p>
+      <w:pPr>
+        <w:pStyle w:val="Quote1"/>
+      </w:pPr>
+      <w:r>
+        <w:t>-- Sound of Music --</w:t>
+      </w:r>
+    </w:p>
+    <w:p>
       <w:r>
         <w:t>As I g</w:t>
       </w:r>
@@ -11165,322 +11237,321 @@
     </w:p>
     <w:p>
       <w:r>
+        <w:t xml:space="preserve">The Human population </w:t>
+      </w:r>
+      <w:r>
+        <w:t>was</w:t>
+      </w:r>
+      <w:r>
+        <w:t xml:space="preserve"> dominated by players, as defined by the </w:t>
+      </w:r>
+      <w:r>
+        <w:t>(</w:t>
+      </w:r>
+      <w:r>
+        <w:t>Player</w:t>
+      </w:r>
+      <w:r>
+        <w:t>)</w:t>
+      </w:r>
+      <w:r>
+        <w:t xml:space="preserve"> signs above their heads.</w:t>
+      </w:r>
+    </w:p>
+    <w:p>
+      <w:r>
+        <w:t>I f</w:t>
+      </w:r>
+      <w:r>
+        <w:t>ou</w:t>
+      </w:r>
+      <w:r>
+        <w:t>nd it odd that the game need</w:t>
+      </w:r>
+      <w:r>
+        <w:t>ed</w:t>
+      </w:r>
+      <w:r>
+        <w:t xml:space="preserve"> to explicitly add NPC</w:t>
+      </w:r>
+      <w:r>
+        <w:t xml:space="preserve"> and Player</w:t>
+      </w:r>
+      <w:r>
+        <w:t xml:space="preserve"> above </w:t>
+      </w:r>
+      <w:r>
+        <w:t xml:space="preserve">everyone’s </w:t>
+      </w:r>
+      <w:r>
+        <w:t>heads.</w:t>
+      </w:r>
+    </w:p>
+    <w:p>
+      <w:r>
+        <w:t>So far I only ha</w:t>
+      </w:r>
+      <w:r>
+        <w:t>d</w:t>
+      </w:r>
+      <w:r>
+        <w:t xml:space="preserve"> glowing reviews for the game.</w:t>
+      </w:r>
+    </w:p>
+    <w:p>
+      <w:r>
+        <w:t xml:space="preserve">Then I </w:t>
+      </w:r>
+      <w:r>
+        <w:t>saw</w:t>
+      </w:r>
+      <w:r>
+        <w:t xml:space="preserve"> it. In front of me </w:t>
+      </w:r>
+      <w:r>
+        <w:t>was</w:t>
+      </w:r>
+      <w:r>
+        <w:t xml:space="preserve"> the Adventurer’s </w:t>
+      </w:r>
+      <w:r>
+        <w:t xml:space="preserve">association </w:t>
+      </w:r>
+      <w:r>
+        <w:t xml:space="preserve">hall. This </w:t>
+      </w:r>
+      <w:r>
+        <w:t>was</w:t>
+      </w:r>
+      <w:r>
+        <w:t xml:space="preserve"> a </w:t>
+      </w:r>
+      <w:r>
+        <w:t>large</w:t>
+      </w:r>
+      <w:r>
+        <w:t xml:space="preserve"> </w:t>
+      </w:r>
+      <w:r>
+        <w:t>t</w:t>
+      </w:r>
+      <w:r>
+        <w:t>h</w:t>
+      </w:r>
+      <w:r>
+        <w:t xml:space="preserve">ree-story building </w:t>
+      </w:r>
+      <w:r>
+        <w:t>with a wooden sign.</w:t>
+      </w:r>
+    </w:p>
+    <w:p>
+      <w:r>
         <w:lastRenderedPageBreak/>
-        <w:t xml:space="preserve">The Human population </w:t>
+        <w:t xml:space="preserve">Within, the </w:t>
+      </w:r>
+      <w:r>
+        <w:t>hall</w:t>
+      </w:r>
+      <w:r>
+        <w:t xml:space="preserve"> </w:t>
       </w:r>
       <w:r>
         <w:t>was</w:t>
       </w:r>
       <w:r>
-        <w:t xml:space="preserve"> dominated by players, as defined by the </w:t>
-      </w:r>
-      <w:r>
-        <w:t>(</w:t>
-      </w:r>
-      <w:r>
-        <w:t>Player</w:t>
-      </w:r>
-      <w:r>
-        <w:t>)</w:t>
-      </w:r>
-      <w:r>
-        <w:t xml:space="preserve"> signs above their heads.</w:t>
-      </w:r>
-    </w:p>
-    <w:p>
-      <w:r>
-        <w:t>I f</w:t>
-      </w:r>
-      <w:r>
-        <w:t>ou</w:t>
-      </w:r>
-      <w:r>
-        <w:t>nd it odd that the game need</w:t>
+        <w:t xml:space="preserve"> buzzing with activity. And it</w:t>
+      </w:r>
+      <w:r>
+        <w:t xml:space="preserve"> was</w:t>
+      </w:r>
+      <w:r>
+        <w:t xml:space="preserve"> loud.</w:t>
+      </w:r>
+    </w:p>
+    <w:p>
+      <w:r>
+        <w:t xml:space="preserve">Half the </w:t>
+      </w:r>
+      <w:r>
+        <w:t>humans</w:t>
+      </w:r>
+      <w:r>
+        <w:t xml:space="preserve"> </w:t>
+      </w:r>
+      <w:r>
+        <w:t>were</w:t>
+      </w:r>
+      <w:r>
+        <w:t xml:space="preserve"> Players. They range</w:t>
+      </w:r>
+      <w:r>
+        <w:t>d</w:t>
+      </w:r>
+      <w:r>
+        <w:t xml:space="preserve"> from teen</w:t>
+      </w:r>
+      <w:r>
+        <w:t>s like me to middle-aged people like my parents.</w:t>
+      </w:r>
+    </w:p>
+    <w:p>
+      <w:r>
+        <w:t xml:space="preserve">The adventurers sat around tables, enjoying each other’s company and </w:t>
+      </w:r>
+      <w:r>
+        <w:t>lined up in front of a reception desk, waiting to be served</w:t>
+      </w:r>
+      <w:r>
+        <w:t>.</w:t>
+      </w:r>
+    </w:p>
+    <w:p>
+      <w:r>
+        <w:t>I fel</w:t>
+      </w:r>
+      <w:r>
+        <w:t>t</w:t>
+      </w:r>
+      <w:r>
+        <w:t xml:space="preserve"> reluctant to approach</w:t>
+      </w:r>
+      <w:r>
+        <w:t>, but then remembered that this was a game</w:t>
+      </w:r>
+      <w:r>
+        <w:t xml:space="preserve">. </w:t>
+      </w:r>
+      <w:r>
+        <w:t>They were NPCs, created for my enjoyment</w:t>
+      </w:r>
+      <w:r>
+        <w:t>.</w:t>
+      </w:r>
+    </w:p>
+    <w:p>
+      <w:r>
+        <w:t>I step</w:t>
+      </w:r>
+      <w:r>
+        <w:t>ped</w:t>
+      </w:r>
+      <w:r>
+        <w:t xml:space="preserve"> in line and wait</w:t>
       </w:r>
       <w:r>
         <w:t>ed</w:t>
       </w:r>
       <w:r>
-        <w:t xml:space="preserve"> to explicitly add NPC</w:t>
-      </w:r>
-      <w:r>
-        <w:t xml:space="preserve"> and Player</w:t>
-      </w:r>
-      <w:r>
-        <w:t xml:space="preserve"> above </w:t>
-      </w:r>
-      <w:r>
-        <w:t xml:space="preserve">everyone’s </w:t>
-      </w:r>
-      <w:r>
-        <w:t>heads.</w:t>
-      </w:r>
-    </w:p>
-    <w:p>
-      <w:r>
-        <w:t>So far I only ha</w:t>
+        <w:t>. At the same time, I admire</w:t>
       </w:r>
       <w:r>
         <w:t>d</w:t>
       </w:r>
       <w:r>
-        <w:t xml:space="preserve"> glowing reviews for the game.</w:t>
-      </w:r>
-    </w:p>
-    <w:p>
-      <w:r>
-        <w:t xml:space="preserve">Then I </w:t>
-      </w:r>
-      <w:r>
-        <w:t>saw</w:t>
-      </w:r>
-      <w:r>
-        <w:t xml:space="preserve"> it. In front of me </w:t>
+        <w:t xml:space="preserve"> a hot serving girl busy cleaning a table. I</w:t>
+      </w:r>
+      <w:r>
+        <w:t xml:space="preserve"> was</w:t>
+      </w:r>
+      <w:r>
+        <w:t xml:space="preserve"> sure this game </w:t>
       </w:r>
       <w:r>
         <w:t>was</w:t>
       </w:r>
       <w:r>
-        <w:t xml:space="preserve"> the Adventurer’s </w:t>
-      </w:r>
-      <w:r>
-        <w:t xml:space="preserve">association </w:t>
-      </w:r>
-      <w:r>
-        <w:t xml:space="preserve">hall. This </w:t>
+        <w:t xml:space="preserve"> popular for its adult </w:t>
+      </w:r>
+      <w:r>
+        <w:t>entertainment</w:t>
+      </w:r>
+      <w:r>
+        <w:t xml:space="preserve">. </w:t>
+      </w:r>
+      <w:r>
+        <w:t>However,</w:t>
+      </w:r>
+      <w:r>
+        <w:t xml:space="preserve"> I kn</w:t>
+      </w:r>
+      <w:r>
+        <w:t>e</w:t>
+      </w:r>
+      <w:r>
+        <w:t>w that</w:t>
+      </w:r>
+      <w:r>
+        <w:t xml:space="preserve"> was</w:t>
+      </w:r>
+      <w:r>
+        <w:t xml:space="preserve"> forbidden to me. I sigh</w:t>
+      </w:r>
+      <w:r>
+        <w:t>ed</w:t>
+      </w:r>
+      <w:r>
+        <w:t xml:space="preserve"> and turn</w:t>
+      </w:r>
+      <w:r>
+        <w:t>ed</w:t>
+      </w:r>
+      <w:r>
+        <w:t xml:space="preserve"> away.</w:t>
+      </w:r>
+    </w:p>
+    <w:p>
+      <w:r>
+        <w:t>Finally,</w:t>
+      </w:r>
+      <w:r>
+        <w:t xml:space="preserve"> it</w:t>
+      </w:r>
+      <w:r>
+        <w:t xml:space="preserve"> was</w:t>
+      </w:r>
+      <w:r>
+        <w:t xml:space="preserve"> my turn.</w:t>
+      </w:r>
+    </w:p>
+    <w:p>
+      <w:r>
+        <w:t xml:space="preserve">“How may I help you sir?” </w:t>
+      </w:r>
+      <w:r>
+        <w:t>the receptionist</w:t>
+      </w:r>
+      <w:r>
+        <w:t xml:space="preserve"> </w:t>
+      </w:r>
+      <w:r>
+        <w:t>asked</w:t>
+      </w:r>
+      <w:r>
+        <w:t xml:space="preserve">. She </w:t>
       </w:r>
       <w:r>
         <w:t>was</w:t>
       </w:r>
       <w:r>
-        <w:t xml:space="preserve"> a </w:t>
-      </w:r>
-      <w:r>
-        <w:t>large</w:t>
+        <w:t xml:space="preserve"> an attractive young </w:t>
+      </w:r>
+      <w:r>
+        <w:t xml:space="preserve">elf </w:t>
+      </w:r>
+      <w:r>
+        <w:t>woman with bright green hair</w:t>
+      </w:r>
+      <w:r>
+        <w:t xml:space="preserve"> and green eyes</w:t>
+      </w:r>
+      <w:r>
+        <w:t>.</w:t>
       </w:r>
       <w:r>
         <w:t xml:space="preserve"> </w:t>
       </w:r>
       <w:r>
-        <w:t>t</w:t>
-      </w:r>
-      <w:r>
-        <w:t>h</w:t>
-      </w:r>
-      <w:r>
-        <w:t xml:space="preserve">ree-story building </w:t>
-      </w:r>
-      <w:r>
-        <w:t>with a wooden sign.</w:t>
-      </w:r>
-    </w:p>
-    <w:p>
-      <w:r>
-        <w:t xml:space="preserve">Within, the </w:t>
-      </w:r>
-      <w:r>
-        <w:t>hall</w:t>
-      </w:r>
-      <w:r>
-        <w:t xml:space="preserve"> </w:t>
-      </w:r>
-      <w:r>
-        <w:t>was</w:t>
-      </w:r>
-      <w:r>
-        <w:t xml:space="preserve"> buzzing with activity. And it</w:t>
-      </w:r>
-      <w:r>
-        <w:t xml:space="preserve"> was</w:t>
-      </w:r>
-      <w:r>
-        <w:t xml:space="preserve"> loud.</w:t>
-      </w:r>
-    </w:p>
-    <w:p>
-      <w:r>
-        <w:t xml:space="preserve">Half the </w:t>
-      </w:r>
-      <w:r>
-        <w:t>humans</w:t>
-      </w:r>
-      <w:r>
-        <w:t xml:space="preserve"> </w:t>
-      </w:r>
-      <w:r>
-        <w:t>were</w:t>
-      </w:r>
-      <w:r>
-        <w:t xml:space="preserve"> Players. They range</w:t>
-      </w:r>
-      <w:r>
-        <w:t>d</w:t>
-      </w:r>
-      <w:r>
-        <w:t xml:space="preserve"> from teen</w:t>
-      </w:r>
-      <w:r>
-        <w:t>s like me to middle-aged people like my parents.</w:t>
-      </w:r>
-    </w:p>
-    <w:p>
-      <w:r>
-        <w:t xml:space="preserve">The adventurers sat around tables, enjoying each other’s company and </w:t>
-      </w:r>
-      <w:r>
-        <w:t>lined up in front of a reception desk, waiting to be served</w:t>
-      </w:r>
-      <w:r>
-        <w:t>.</w:t>
-      </w:r>
-    </w:p>
-    <w:p>
-      <w:r>
-        <w:t>I fel</w:t>
-      </w:r>
-      <w:r>
-        <w:t>t</w:t>
-      </w:r>
-      <w:r>
-        <w:t xml:space="preserve"> reluctant to approach</w:t>
-      </w:r>
-      <w:r>
-        <w:t>, but then remembered that this was a game</w:t>
-      </w:r>
-      <w:r>
-        <w:t xml:space="preserve">. </w:t>
-      </w:r>
-      <w:r>
-        <w:t>They were NPCs, created for my enjoyment</w:t>
-      </w:r>
-      <w:r>
-        <w:t>.</w:t>
-      </w:r>
-    </w:p>
-    <w:p>
-      <w:r>
-        <w:t>I step</w:t>
-      </w:r>
-      <w:r>
-        <w:t>ped</w:t>
-      </w:r>
-      <w:r>
-        <w:t xml:space="preserve"> in line and wait</w:t>
-      </w:r>
-      <w:r>
-        <w:t>ed</w:t>
-      </w:r>
-      <w:r>
-        <w:t>. At the same time, I admire</w:t>
-      </w:r>
-      <w:r>
-        <w:t>d</w:t>
-      </w:r>
-      <w:r>
-        <w:t xml:space="preserve"> a hot serving girl busy cleaning a table. I</w:t>
-      </w:r>
-      <w:r>
-        <w:t xml:space="preserve"> was</w:t>
-      </w:r>
-      <w:r>
-        <w:t xml:space="preserve"> sure this game </w:t>
-      </w:r>
-      <w:r>
-        <w:t>was</w:t>
-      </w:r>
-      <w:r>
-        <w:t xml:space="preserve"> popular for its adult </w:t>
-      </w:r>
-      <w:r>
-        <w:t>entertainment</w:t>
-      </w:r>
-      <w:r>
-        <w:t xml:space="preserve">. </w:t>
-      </w:r>
-      <w:r>
-        <w:t>However,</w:t>
-      </w:r>
-      <w:r>
-        <w:t xml:space="preserve"> I kn</w:t>
-      </w:r>
-      <w:r>
-        <w:t>e</w:t>
-      </w:r>
-      <w:r>
-        <w:t>w that</w:t>
-      </w:r>
-      <w:r>
-        <w:t xml:space="preserve"> was</w:t>
-      </w:r>
-      <w:r>
-        <w:t xml:space="preserve"> forbidden to me. I sigh</w:t>
-      </w:r>
-      <w:r>
-        <w:t>ed</w:t>
-      </w:r>
-      <w:r>
-        <w:t xml:space="preserve"> and turn</w:t>
-      </w:r>
-      <w:r>
-        <w:t>ed</w:t>
-      </w:r>
-      <w:r>
-        <w:t xml:space="preserve"> away.</w:t>
-      </w:r>
-    </w:p>
-    <w:p>
-      <w:r>
-        <w:t>Finally,</w:t>
-      </w:r>
-      <w:r>
-        <w:t xml:space="preserve"> it</w:t>
-      </w:r>
-      <w:r>
-        <w:t xml:space="preserve"> was</w:t>
-      </w:r>
-      <w:r>
-        <w:t xml:space="preserve"> my turn.</w:t>
-      </w:r>
-    </w:p>
-    <w:p>
-      <w:r>
-        <w:t xml:space="preserve">“How may I help you sir?” </w:t>
-      </w:r>
-      <w:r>
-        <w:t>the receptionist</w:t>
-      </w:r>
-      <w:r>
-        <w:t xml:space="preserve"> </w:t>
-      </w:r>
-      <w:r>
-        <w:t>asked</w:t>
-      </w:r>
-      <w:r>
-        <w:t xml:space="preserve">. She </w:t>
-      </w:r>
-      <w:r>
-        <w:t>was</w:t>
-      </w:r>
-      <w:r>
-        <w:t xml:space="preserve"> an attractive young </w:t>
-      </w:r>
-      <w:r>
-        <w:t xml:space="preserve">elf </w:t>
-      </w:r>
-      <w:r>
-        <w:t>woman with bright green hair</w:t>
-      </w:r>
-      <w:r>
-        <w:t xml:space="preserve"> and green eyes</w:t>
-      </w:r>
-      <w:r>
-        <w:t>.</w:t>
-      </w:r>
-      <w:r>
-        <w:t xml:space="preserve"> </w:t>
-      </w:r>
-      <w:r>
-        <w:lastRenderedPageBreak/>
         <w:t xml:space="preserve">She had a mesmerizing appearance. </w:t>
       </w:r>
       <w:r>
@@ -11600,6 +11671,7 @@
     </w:p>
     <w:p>
       <w:r>
+        <w:lastRenderedPageBreak/>
         <w:t xml:space="preserve">“Your two strongest affinities are </w:t>
       </w:r>
       <w:r>
@@ -11750,1158 +11822,1163 @@
     </w:p>
     <w:p>
       <w:r>
+        <w:t>“</w:t>
+      </w:r>
+      <w:r>
+        <w:t xml:space="preserve">Your mental and spiritual stats are </w:t>
+      </w:r>
+      <w:r>
+        <w:t xml:space="preserve">most </w:t>
+      </w:r>
+      <w:r>
+        <w:t>impressive</w:t>
+      </w:r>
+      <w:r>
+        <w:t>. This must be</w:t>
+      </w:r>
+      <w:r>
+        <w:t xml:space="preserve"> your heritage as a Solarsmith.</w:t>
+      </w:r>
+      <w:r>
+        <w:t>”</w:t>
+      </w:r>
+    </w:p>
+    <w:p>
+      <w:r>
+        <w:t>I love</w:t>
+      </w:r>
+      <w:r>
+        <w:t>d</w:t>
+      </w:r>
+      <w:r>
+        <w:t xml:space="preserve"> the fact that </w:t>
+      </w:r>
+      <w:r>
+        <w:t>Lindir</w:t>
+      </w:r>
+      <w:r>
+        <w:t xml:space="preserve"> attribute</w:t>
+      </w:r>
+      <w:r>
+        <w:t>d</w:t>
+      </w:r>
+      <w:r>
+        <w:t xml:space="preserve"> my stats to my </w:t>
+      </w:r>
+      <w:r>
+        <w:t>parentage. It ma</w:t>
+      </w:r>
+      <w:r>
+        <w:t>de</w:t>
+      </w:r>
+      <w:r>
+        <w:t xml:space="preserve"> me feel important, even though this </w:t>
+      </w:r>
+      <w:r>
+        <w:t>was</w:t>
+      </w:r>
+      <w:r>
+        <w:t xml:space="preserve"> just a game and </w:t>
+      </w:r>
+      <w:r>
+        <w:t>Lindir</w:t>
+      </w:r>
+      <w:r>
+        <w:t xml:space="preserve"> </w:t>
+      </w:r>
+      <w:r>
+        <w:t>was</w:t>
+      </w:r>
+      <w:r>
+        <w:t xml:space="preserve"> just a</w:t>
+      </w:r>
+      <w:r>
+        <w:t>n</w:t>
+      </w:r>
+      <w:r>
+        <w:t xml:space="preserve"> NPC. This game </w:t>
+      </w:r>
+      <w:r>
+        <w:t>was</w:t>
+      </w:r>
+      <w:r>
+        <w:t xml:space="preserve"> </w:t>
+      </w:r>
+      <w:r>
+        <w:t>awesome</w:t>
+      </w:r>
+      <w:r>
+        <w:t>.</w:t>
+      </w:r>
+    </w:p>
+    <w:p>
+      <w:r>
+        <w:t>“Here is your Adventurer’s badge.</w:t>
+      </w:r>
+    </w:p>
+    <w:p>
+      <w:r>
+        <w:t xml:space="preserve">“You can find the job boards there. They are organized according to your Rank. You may only accept </w:t>
+      </w:r>
+      <w:r>
+        <w:t xml:space="preserve">requests that are </w:t>
+      </w:r>
+      <w:r>
+        <w:t xml:space="preserve">at </w:t>
+      </w:r>
+      <w:r>
+        <w:t>your Rank or lower</w:t>
+      </w:r>
+      <w:r>
+        <w:t xml:space="preserve">. </w:t>
+      </w:r>
+      <w:r>
+        <w:t>Just re</w:t>
+      </w:r>
+      <w:r>
+        <w:t>move the requests from the board and bring them here.</w:t>
+      </w:r>
+    </w:p>
+    <w:p>
+      <w:r>
+        <w:t>“</w:t>
+      </w:r>
+      <w:r>
+        <w:t>Also, there is a big difference between a Level-</w:t>
+      </w:r>
+      <w:r>
+        <w:t>0</w:t>
+      </w:r>
+      <w:r>
+        <w:t xml:space="preserve"> quest and a Level-</w:t>
+      </w:r>
+      <w:r>
+        <w:t>9</w:t>
+      </w:r>
+      <w:r>
+        <w:t xml:space="preserve"> quest, even though they are both F-Rank.</w:t>
+      </w:r>
+    </w:p>
+    <w:p>
+      <w:r>
         <w:lastRenderedPageBreak/>
+        <w:t xml:space="preserve">“This will become less important as you gain experience and unique </w:t>
+      </w:r>
+      <w:r>
+        <w:t>abilities</w:t>
+      </w:r>
+      <w:r>
+        <w:t>.</w:t>
+      </w:r>
+    </w:p>
+    <w:p>
+      <w:r>
+        <w:t>“Your badge will act as your wallet, so you don’t need to handle money directly.</w:t>
+      </w:r>
+    </w:p>
+    <w:p>
+      <w:r>
+        <w:t>“It will also manage your quests.</w:t>
+      </w:r>
+      <w:r>
+        <w:t xml:space="preserve"> </w:t>
+      </w:r>
+      <w:r>
+        <w:t>Do you have a</w:t>
+      </w:r>
+      <w:r>
+        <w:t>ny questions?”</w:t>
+      </w:r>
+    </w:p>
+    <w:p>
+      <w:r>
+        <w:t xml:space="preserve">“No </w:t>
+      </w:r>
+      <w:r>
+        <w:t>Lindir</w:t>
+      </w:r>
+      <w:r>
+        <w:t xml:space="preserve"> and thank you,” I sa</w:t>
+      </w:r>
+      <w:r>
+        <w:t>id</w:t>
+      </w:r>
+      <w:r>
+        <w:t xml:space="preserve"> with a smile and t</w:t>
+      </w:r>
+      <w:r>
+        <w:t>ook</w:t>
+      </w:r>
+      <w:r>
+        <w:t xml:space="preserve"> my badge.</w:t>
+      </w:r>
+    </w:p>
+    <w:p>
+      <w:pPr>
+        <w:pStyle w:val="StatusMessage"/>
+      </w:pPr>
+      <w:r>
+        <w:t>Adventurer’s Badge</w:t>
+      </w:r>
+    </w:p>
+    <w:p>
+      <w:pPr>
+        <w:pStyle w:val="StatusMessage"/>
+      </w:pPr>
+      <w:r>
+        <w:t xml:space="preserve">Raven Solarsmith, Rank </w:t>
+      </w:r>
+      <w:r>
+        <w:t>F-</w:t>
+      </w:r>
+      <w:r>
+        <w:t>1</w:t>
+      </w:r>
+    </w:p>
+    <w:p>
+      <w:pPr>
+        <w:pStyle w:val="StatusMessage"/>
+      </w:pPr>
+    </w:p>
+    <w:p>
+      <w:pPr>
+        <w:pStyle w:val="StatusMessage"/>
+      </w:pPr>
+      <w:r>
+        <w:t>Would you like to soul bind</w:t>
+      </w:r>
+    </w:p>
+    <w:p>
+      <w:pPr>
+        <w:pStyle w:val="StatusMessage"/>
+      </w:pPr>
+      <w:r>
+        <w:t>Yes/No</w:t>
+      </w:r>
+    </w:p>
+    <w:p>
+      <w:r>
+        <w:t>I select</w:t>
+      </w:r>
+      <w:r>
+        <w:t>ed</w:t>
+      </w:r>
+      <w:r>
+        <w:t xml:space="preserve"> ‘Yes’.</w:t>
+      </w:r>
+    </w:p>
+    <w:p>
+      <w:r>
+        <w:t>I jerk</w:t>
+      </w:r>
+      <w:r>
+        <w:t>ed</w:t>
+      </w:r>
+      <w:r>
+        <w:t xml:space="preserve"> backwards as I fel</w:t>
+      </w:r>
+      <w:r>
+        <w:t>t</w:t>
+      </w:r>
+      <w:r>
+        <w:t xml:space="preserve"> as if the badge </w:t>
+      </w:r>
+      <w:r>
+        <w:t>was</w:t>
+      </w:r>
+      <w:r>
+        <w:t xml:space="preserve"> getting sucked into me. A moment later the feeling </w:t>
+      </w:r>
+      <w:r>
+        <w:t>was</w:t>
+      </w:r>
+      <w:r>
+        <w:t xml:space="preserve"> gone. That was freaky.</w:t>
+      </w:r>
+    </w:p>
+    <w:p>
+      <w:r>
+        <w:t>I head</w:t>
+      </w:r>
+      <w:r>
+        <w:t>ed</w:t>
+      </w:r>
+      <w:r>
+        <w:t xml:space="preserve"> for the boards</w:t>
+      </w:r>
+      <w:r>
+        <w:t xml:space="preserve"> and found only </w:t>
+      </w:r>
+      <w:r>
+        <w:t>F-Rank quests.</w:t>
+      </w:r>
+      <w:r>
+        <w:t xml:space="preserve"> That</w:t>
+      </w:r>
+      <w:r>
+        <w:t xml:space="preserve"> was</w:t>
+      </w:r>
+      <w:r>
+        <w:t xml:space="preserve"> not surprising. This </w:t>
+      </w:r>
+      <w:r>
+        <w:t>was</w:t>
+      </w:r>
+      <w:r>
+        <w:t xml:space="preserve"> </w:t>
+      </w:r>
+      <w:r>
+        <w:t>a</w:t>
+      </w:r>
+      <w:r>
+        <w:t xml:space="preserve"> tutorial city.</w:t>
+      </w:r>
+    </w:p>
+    <w:p>
+      <w:r>
+        <w:t xml:space="preserve">The quests </w:t>
+      </w:r>
+      <w:r>
+        <w:t>were</w:t>
+      </w:r>
+      <w:r>
+        <w:t xml:space="preserve"> </w:t>
+      </w:r>
+      <w:r>
+        <w:t>standard</w:t>
+      </w:r>
+      <w:r>
+        <w:t>, including killing rats</w:t>
+      </w:r>
+      <w:r>
+        <w:t xml:space="preserve"> and other vermin</w:t>
+      </w:r>
+      <w:r>
+        <w:t xml:space="preserve">, finding cats, harvesting herbs, guard duty, baby </w:t>
+      </w:r>
+      <w:r>
+        <w:t>s</w:t>
+      </w:r>
+      <w:r>
+        <w:t>i</w:t>
+      </w:r>
+      <w:r>
+        <w:t>t</w:t>
+      </w:r>
+      <w:r>
+        <w:t>ting, and house cleaning.</w:t>
+      </w:r>
+    </w:p>
+    <w:p>
+      <w:r>
+        <w:t>T</w:t>
+      </w:r>
+      <w:r>
+        <w:t xml:space="preserve">he quests </w:t>
+      </w:r>
+      <w:r>
+        <w:t>were</w:t>
+      </w:r>
+      <w:r>
+        <w:t xml:space="preserve"> organized according to Level.</w:t>
+      </w:r>
+    </w:p>
+    <w:p>
+      <w:r>
+        <w:t>I pause</w:t>
+      </w:r>
+      <w:r>
+        <w:t>d</w:t>
+      </w:r>
+      <w:r>
+        <w:t xml:space="preserve"> to consider what to do. For a person who </w:t>
+      </w:r>
+      <w:r>
+        <w:t>could</w:t>
+      </w:r>
+      <w:r>
+        <w:t xml:space="preserve"> barely run half a block, </w:t>
+      </w:r>
+      <w:r>
+        <w:t>or c</w:t>
+      </w:r>
+      <w:r>
+        <w:t>ould</w:t>
+      </w:r>
+      <w:r>
+        <w:t xml:space="preserve"> barely do </w:t>
+      </w:r>
+      <w:r>
+        <w:t>1</w:t>
+      </w:r>
+      <w:r>
+        <w:t xml:space="preserve"> pushup, </w:t>
+      </w:r>
+      <w:r>
+        <w:t xml:space="preserve">fighting monsters </w:t>
+      </w:r>
+      <w:r>
+        <w:t>was</w:t>
+      </w:r>
+      <w:r>
+        <w:t xml:space="preserve"> definitely not an option.</w:t>
+      </w:r>
+    </w:p>
+    <w:p>
+      <w:r>
+        <w:t>I select</w:t>
+      </w:r>
+      <w:r>
+        <w:t>ed</w:t>
+      </w:r>
+      <w:r>
+        <w:t xml:space="preserve"> </w:t>
+      </w:r>
+      <w:r>
+        <w:t>‘</w:t>
+      </w:r>
+      <w:r>
+        <w:t xml:space="preserve">deliver </w:t>
+      </w:r>
+      <w:r>
+        <w:t xml:space="preserve">a </w:t>
+      </w:r>
+      <w:r>
+        <w:t>package</w:t>
+      </w:r>
+      <w:r>
+        <w:t>’</w:t>
+      </w:r>
+      <w:r>
+        <w:t xml:space="preserve">. This </w:t>
+      </w:r>
+      <w:r>
+        <w:t>was</w:t>
+      </w:r>
+      <w:r>
+        <w:t xml:space="preserve"> perfect for me since it allow</w:t>
+      </w:r>
+      <w:r>
+        <w:t>ed</w:t>
+      </w:r>
+      <w:r>
+        <w:t xml:space="preserve"> me to explore, get exercise and make money.</w:t>
+      </w:r>
+      <w:r>
+        <w:t xml:space="preserve"> </w:t>
+      </w:r>
+      <w:r>
+        <w:t>15</w:t>
+      </w:r>
+      <w:r>
+        <w:t xml:space="preserve"> </w:t>
+      </w:r>
+      <w:r>
+        <w:t>silver</w:t>
+      </w:r>
+      <w:r>
+        <w:t xml:space="preserve"> to be precise.</w:t>
+      </w:r>
+    </w:p>
+    <w:p>
+      <w:r>
+        <w:lastRenderedPageBreak/>
+        <w:t>I also select</w:t>
+      </w:r>
+      <w:r>
+        <w:t>ed</w:t>
+      </w:r>
+      <w:r>
+        <w:t xml:space="preserve"> </w:t>
+      </w:r>
+      <w:r>
+        <w:t>‘</w:t>
+      </w:r>
+      <w:r>
+        <w:t>harvest herbs</w:t>
+      </w:r>
+      <w:r>
+        <w:t>’</w:t>
+      </w:r>
+      <w:r>
+        <w:t xml:space="preserve"> (</w:t>
+      </w:r>
+      <w:r>
+        <w:t>5</w:t>
+      </w:r>
+      <w:r>
+        <w:t xml:space="preserve"> </w:t>
+      </w:r>
+      <w:r>
+        <w:t>silver</w:t>
+      </w:r>
+      <w:r>
+        <w:t>)</w:t>
+      </w:r>
+      <w:r>
+        <w:t>.</w:t>
+      </w:r>
+    </w:p>
+    <w:p>
+      <w:r>
+        <w:t>Two</w:t>
+      </w:r>
+      <w:r>
+        <w:t xml:space="preserve"> teen</w:t>
+      </w:r>
+      <w:r>
+        <w:t>s</w:t>
+      </w:r>
+      <w:r>
+        <w:t xml:space="preserve"> I recognize</w:t>
+      </w:r>
+      <w:r>
+        <w:t>d</w:t>
+      </w:r>
+      <w:r>
+        <w:t xml:space="preserve"> </w:t>
+      </w:r>
+      <w:r>
+        <w:t>approached</w:t>
+      </w:r>
+      <w:r>
+        <w:t xml:space="preserve"> the board</w:t>
+      </w:r>
+      <w:r>
+        <w:t xml:space="preserve">. Above </w:t>
+      </w:r>
+      <w:r>
+        <w:t xml:space="preserve">the first’s </w:t>
+      </w:r>
+      <w:r>
+        <w:t xml:space="preserve">head </w:t>
+      </w:r>
+      <w:r>
+        <w:t>was</w:t>
+      </w:r>
+      <w:r>
+        <w:t xml:space="preserve"> the text: Harold</w:t>
+      </w:r>
+      <w:r>
+        <w:t xml:space="preserve"> (Player)</w:t>
+      </w:r>
+      <w:r>
+        <w:t>.</w:t>
+      </w:r>
+    </w:p>
+    <w:p>
+      <w:r>
+        <w:t>Harold look</w:t>
+      </w:r>
+      <w:r>
+        <w:t>ed</w:t>
+      </w:r>
+      <w:r>
+        <w:t xml:space="preserve"> like a </w:t>
+      </w:r>
+      <w:r>
+        <w:t>basketball</w:t>
+      </w:r>
+      <w:r>
+        <w:t xml:space="preserve"> player.</w:t>
+      </w:r>
+      <w:r>
+        <w:t xml:space="preserve"> </w:t>
+      </w:r>
+      <w:r>
+        <w:t xml:space="preserve">The other </w:t>
+      </w:r>
+      <w:r>
+        <w:t>was</w:t>
+      </w:r>
+      <w:r>
+        <w:t xml:space="preserve"> Barry.</w:t>
+      </w:r>
+      <w:r>
+        <w:t xml:space="preserve"> He too </w:t>
+      </w:r>
+      <w:r>
+        <w:t>was</w:t>
+      </w:r>
+      <w:r>
+        <w:t xml:space="preserve"> athletic.</w:t>
+      </w:r>
+    </w:p>
+    <w:p>
+      <w:r>
+        <w:t>They select</w:t>
+      </w:r>
+      <w:r>
+        <w:t>ed</w:t>
+      </w:r>
+      <w:r>
+        <w:t xml:space="preserve"> the rat quest. I</w:t>
+      </w:r>
+      <w:r>
+        <w:t xml:space="preserve"> was</w:t>
+      </w:r>
+      <w:r>
+        <w:t>n</w:t>
+      </w:r>
+      <w:r>
+        <w:t>’</w:t>
+      </w:r>
+      <w:r>
+        <w:t>t surprised.</w:t>
+      </w:r>
+    </w:p>
+    <w:p>
+      <w:r>
+        <w:t xml:space="preserve">I decided to forego the rat quest, since my </w:t>
+      </w:r>
+      <w:r>
+        <w:t>[Strength]</w:t>
+      </w:r>
+      <w:r>
+        <w:t xml:space="preserve"> and </w:t>
+      </w:r>
+      <w:r>
+        <w:t>[Agility]</w:t>
+      </w:r>
+      <w:r>
+        <w:t xml:space="preserve"> </w:t>
+      </w:r>
+      <w:r>
+        <w:t>were</w:t>
+      </w:r>
+      <w:r>
+        <w:t xml:space="preserve"> crap.</w:t>
+      </w:r>
+      <w:r>
+        <w:t xml:space="preserve"> I</w:t>
+      </w:r>
+      <w:r>
+        <w:t xml:space="preserve"> was</w:t>
+      </w:r>
+      <w:r>
+        <w:t xml:space="preserve"> not ready to die surrounded by rats the size of Dobermans.</w:t>
+      </w:r>
+    </w:p>
+    <w:p>
+      <w:r>
+        <w:t>On the other hand, what if I train</w:t>
+      </w:r>
+      <w:r>
+        <w:t>ed</w:t>
+      </w:r>
+      <w:r>
+        <w:t xml:space="preserve"> my bow and g</w:t>
+      </w:r>
+      <w:r>
+        <w:t>o</w:t>
+      </w:r>
+      <w:r>
+        <w:t xml:space="preserve">t some throwing knives? </w:t>
+      </w:r>
+      <w:r>
+        <w:t xml:space="preserve">With my high </w:t>
+      </w:r>
+      <w:r>
+        <w:t>[Dexterity]</w:t>
+      </w:r>
+      <w:r>
+        <w:t xml:space="preserve">, </w:t>
+      </w:r>
+      <w:r>
+        <w:t>aim shouldn’t be a problem.</w:t>
+      </w:r>
+    </w:p>
+    <w:p>
+      <w:r>
+        <w:t>I reminded myself that t</w:t>
+      </w:r>
+      <w:r>
+        <w:t xml:space="preserve">he object of this game </w:t>
+      </w:r>
+      <w:r>
+        <w:t>was</w:t>
+      </w:r>
+      <w:r>
+        <w:t xml:space="preserve"> to never die.</w:t>
+      </w:r>
+      <w:r>
+        <w:t xml:space="preserve"> That meant playing defensively.</w:t>
+      </w:r>
+    </w:p>
+    <w:p>
+      <w:r>
+        <w:t>“Barry, how much is a room for the night?”</w:t>
+      </w:r>
+      <w:r>
+        <w:t xml:space="preserve"> Harold </w:t>
+      </w:r>
+      <w:r>
+        <w:t>asked</w:t>
+      </w:r>
+      <w:r>
+        <w:t>.</w:t>
+      </w:r>
+    </w:p>
+    <w:p>
+      <w:r>
         <w:t>“</w:t>
       </w:r>
       <w:r>
-        <w:t xml:space="preserve">Your mental and spiritual stats are </w:t>
-      </w:r>
-      <w:r>
-        <w:t xml:space="preserve">most </w:t>
-      </w:r>
-      <w:r>
-        <w:t>impressive</w:t>
-      </w:r>
-      <w:r>
-        <w:t>. This must be</w:t>
-      </w:r>
-      <w:r>
-        <w:t xml:space="preserve"> your heritage as a Solarsmith.</w:t>
-      </w:r>
-      <w:r>
-        <w:t>”</w:t>
-      </w:r>
-    </w:p>
-    <w:p>
-      <w:r>
-        <w:t>I love</w:t>
+        <w:t xml:space="preserve">According to </w:t>
+      </w:r>
+      <w:r>
+        <w:t>GameInsight.com</w:t>
+      </w:r>
+      <w:r>
+        <w:t xml:space="preserve">, the Rusty Bucket is </w:t>
+      </w:r>
+      <w:r>
+        <w:t>8</w:t>
+      </w:r>
+      <w:r>
+        <w:t>5</w:t>
+      </w:r>
+      <w:r>
+        <w:t xml:space="preserve"> silver</w:t>
+      </w:r>
+      <w:r>
+        <w:t xml:space="preserve"> per night</w:t>
+      </w:r>
+      <w:r>
+        <w:t xml:space="preserve"> per room</w:t>
+      </w:r>
+      <w:r>
+        <w:t xml:space="preserve">,” Barry </w:t>
+      </w:r>
+      <w:r>
+        <w:t>said</w:t>
+      </w:r>
+      <w:r>
+        <w:t>.</w:t>
+      </w:r>
+    </w:p>
+    <w:p>
+      <w:r>
+        <w:t>That remind</w:t>
+      </w:r>
+      <w:r>
+        <w:t>ed</w:t>
+      </w:r>
+      <w:r>
+        <w:t xml:space="preserve"> me. I </w:t>
+      </w:r>
+      <w:r>
+        <w:t>needed</w:t>
+      </w:r>
+      <w:r>
+        <w:t xml:space="preserve"> at least </w:t>
+      </w:r>
+      <w:r>
+        <w:t>2</w:t>
+      </w:r>
+      <w:r>
+        <w:t>00</w:t>
+      </w:r>
+      <w:r>
+        <w:t>-</w:t>
+      </w:r>
+      <w:r>
+        <w:t>silver</w:t>
+      </w:r>
+      <w:r>
+        <w:t xml:space="preserve"> for today, to cover food and lodging</w:t>
+      </w:r>
+      <w:r>
+        <w:t>, or around</w:t>
+      </w:r>
+      <w:r>
+        <w:t xml:space="preserve"> </w:t>
+      </w:r>
+      <w:r>
+        <w:t>2</w:t>
+      </w:r>
+      <w:r>
+        <w:t>00</w:t>
+      </w:r>
+      <w:r>
+        <w:t>$</w:t>
+      </w:r>
+      <w:r>
+        <w:t xml:space="preserve"> </w:t>
+      </w:r>
+      <w:r>
+        <w:t>US</w:t>
+      </w:r>
+      <w:r>
+        <w:t>.</w:t>
+      </w:r>
+    </w:p>
+    <w:p>
+      <w:r>
+        <w:t>Also,</w:t>
+      </w:r>
+      <w:r>
+        <w:t xml:space="preserve"> </w:t>
+      </w:r>
+      <w:r>
+        <w:t>did</w:t>
+      </w:r>
+      <w:r>
+        <w:t xml:space="preserve"> I have a map?</w:t>
+      </w:r>
+    </w:p>
+    <w:p>
+      <w:r>
+        <w:t>The thought cause</w:t>
       </w:r>
       <w:r>
         <w:t>d</w:t>
       </w:r>
       <w:r>
-        <w:t xml:space="preserve"> the fact that </w:t>
-      </w:r>
-      <w:r>
-        <w:t>Lindir</w:t>
-      </w:r>
-      <w:r>
-        <w:t xml:space="preserve"> attribute</w:t>
+        <w:t xml:space="preserve"> the map to appear</w:t>
+      </w:r>
+      <w:r>
+        <w:t xml:space="preserve"> in my </w:t>
+      </w:r>
+      <w:r>
+        <w:t>neuralnet</w:t>
+      </w:r>
+      <w:r>
+        <w:t xml:space="preserve">. </w:t>
+      </w:r>
+      <w:r>
+        <w:t>Unfortunately,</w:t>
+      </w:r>
+      <w:r>
+        <w:t xml:space="preserve"> the map </w:t>
+      </w:r>
+      <w:r>
+        <w:t>was</w:t>
+      </w:r>
+      <w:r>
+        <w:t xml:space="preserve"> covered with the Fog of War</w:t>
+      </w:r>
+      <w:r>
+        <w:t>,</w:t>
+      </w:r>
+      <w:r>
+        <w:t xml:space="preserve"> </w:t>
+      </w:r>
+      <w:r>
+        <w:t>e</w:t>
+      </w:r>
+      <w:r>
+        <w:t xml:space="preserve">xcept where I </w:t>
+      </w:r>
+      <w:r>
+        <w:t>just travelled.</w:t>
+      </w:r>
+    </w:p>
+    <w:p>
+      <w:r>
+        <w:lastRenderedPageBreak/>
+        <w:t>I look</w:t>
+      </w:r>
+      <w:r>
+        <w:t>ed</w:t>
+      </w:r>
+      <w:r>
+        <w:t xml:space="preserve"> at my </w:t>
+      </w:r>
+      <w:r>
+        <w:t xml:space="preserve">game-bound </w:t>
+      </w:r>
+      <w:r>
+        <w:t>storage ring and</w:t>
+      </w:r>
+      <w:r>
+        <w:t xml:space="preserve"> lament</w:t>
+      </w:r>
+      <w:r>
+        <w:t>ed</w:t>
+      </w:r>
+      <w:r>
+        <w:t xml:space="preserve"> the fact </w:t>
+      </w:r>
+      <w:r>
+        <w:t xml:space="preserve">it </w:t>
+      </w:r>
+      <w:r>
+        <w:t>was</w:t>
+      </w:r>
+      <w:r>
+        <w:t xml:space="preserve"> tiny. I </w:t>
+      </w:r>
+      <w:r>
+        <w:t>would</w:t>
+      </w:r>
+      <w:r>
+        <w:t xml:space="preserve"> lose everything </w:t>
+      </w:r>
+      <w:r>
+        <w:t xml:space="preserve">not in the ring </w:t>
+      </w:r>
+      <w:r>
+        <w:t>when I die</w:t>
       </w:r>
       <w:r>
         <w:t>d</w:t>
       </w:r>
       <w:r>
-        <w:t xml:space="preserve"> my stats to my </w:t>
-      </w:r>
-      <w:r>
-        <w:t>parentage. It ma</w:t>
-      </w:r>
-      <w:r>
-        <w:t>de</w:t>
-      </w:r>
-      <w:r>
-        <w:t xml:space="preserve"> me feel important, even though this </w:t>
+        <w:t>.</w:t>
+      </w:r>
+      <w:r>
+        <w:t xml:space="preserve"> Everything except the rags I was currently wearing.</w:t>
+      </w:r>
+    </w:p>
+    <w:p>
+      <w:r>
+        <w:t>That</w:t>
+      </w:r>
+      <w:r>
+        <w:t xml:space="preserve"> was</w:t>
+      </w:r>
+      <w:r>
+        <w:t xml:space="preserve"> a funny thing to </w:t>
+      </w:r>
+      <w:r>
+        <w:t>sa</w:t>
+      </w:r>
+      <w:r>
+        <w:t>y</w:t>
+      </w:r>
+      <w:r>
+        <w:t>. Only gamers talk</w:t>
+      </w:r>
+      <w:r>
+        <w:t>ed</w:t>
+      </w:r>
+      <w:r>
+        <w:t xml:space="preserve"> about dying as a daily </w:t>
+      </w:r>
+      <w:r>
+        <w:t>occurrence or</w:t>
+      </w:r>
+      <w:r>
+        <w:t xml:space="preserve"> dying every five minutes</w:t>
+      </w:r>
+      <w:r>
+        <w:t>.</w:t>
+      </w:r>
+    </w:p>
+    <w:p>
+      <w:r>
+        <w:t>But off course, the best gamers never die</w:t>
+      </w:r>
+      <w:r>
+        <w:t>d</w:t>
+      </w:r>
+      <w:r>
+        <w:t xml:space="preserve">. </w:t>
+      </w:r>
+      <w:r>
+        <w:t>That was a lie</w:t>
+      </w:r>
+      <w:r>
+        <w:t xml:space="preserve">. </w:t>
+      </w:r>
+      <w:r>
+        <w:t xml:space="preserve">Perhaps I should recreate my character </w:t>
+      </w:r>
+      <w:r>
+        <w:t>when</w:t>
+      </w:r>
+      <w:r>
+        <w:t xml:space="preserve"> I die</w:t>
+      </w:r>
+      <w:r>
+        <w:t>d</w:t>
+      </w:r>
+      <w:r>
+        <w:t xml:space="preserve"> – except I couldn’t. Not for this game.</w:t>
+      </w:r>
+    </w:p>
+    <w:p>
+      <w:r>
+        <w:t xml:space="preserve">I </w:t>
+      </w:r>
+      <w:r>
+        <w:t>went</w:t>
+      </w:r>
+      <w:r>
+        <w:t xml:space="preserve"> to the counter and receive</w:t>
+      </w:r>
+      <w:r>
+        <w:t>d</w:t>
+      </w:r>
+      <w:r>
+        <w:t xml:space="preserve"> a map</w:t>
+      </w:r>
+      <w:r>
+        <w:t>,</w:t>
+      </w:r>
+      <w:r>
+        <w:t xml:space="preserve"> </w:t>
+      </w:r>
+      <w:r>
+        <w:t xml:space="preserve">some quest items, and </w:t>
+      </w:r>
+      <w:r>
+        <w:t>last-minute</w:t>
+      </w:r>
+      <w:r>
+        <w:t xml:space="preserve"> advice</w:t>
+      </w:r>
+      <w:r>
+        <w:t>.</w:t>
+      </w:r>
+    </w:p>
+    <w:p>
+      <w:r>
+        <w:t xml:space="preserve">With </w:t>
+      </w:r>
+      <w:r>
+        <w:t>5 quest items and 8 hours to complete them,</w:t>
+      </w:r>
+      <w:r>
+        <w:t xml:space="preserve"> I headed out.</w:t>
+      </w:r>
+    </w:p>
+    <w:p>
+      <w:r>
+        <w:t xml:space="preserve">I examined my </w:t>
+      </w:r>
+      <w:r>
+        <w:t xml:space="preserve">supplied </w:t>
+      </w:r>
+      <w:r>
+        <w:t>map and the paper disintegrated</w:t>
+      </w:r>
+      <w:r>
+        <w:t>, updating my</w:t>
+      </w:r>
+      <w:r>
+        <w:t xml:space="preserve"> mental map.</w:t>
+      </w:r>
+    </w:p>
+    <w:p>
+      <w:r>
+        <w:t xml:space="preserve">I </w:t>
+      </w:r>
+      <w:r>
+        <w:t xml:space="preserve">manually </w:t>
+      </w:r>
+      <w:r>
+        <w:t>plot</w:t>
+      </w:r>
+      <w:r>
+        <w:t>ted</w:t>
+      </w:r>
+      <w:r>
+        <w:t xml:space="preserve"> a shortest path to all 10 delivery points</w:t>
+      </w:r>
+      <w:r>
+        <w:t>, even though I could have gotten my AI to do it</w:t>
+      </w:r>
+      <w:r>
+        <w:t>.</w:t>
+      </w:r>
+      <w:r>
+        <w:t xml:space="preserve"> Where was the fun in that?</w:t>
+      </w:r>
+    </w:p>
+    <w:p>
+      <w:r>
+        <w:t>Getting my bearings, I start</w:t>
+      </w:r>
+      <w:r>
+        <w:t>ed</w:t>
+      </w:r>
+      <w:r>
+        <w:t xml:space="preserve"> running.</w:t>
+      </w:r>
+    </w:p>
+    <w:p>
+      <w:r>
+        <w:t xml:space="preserve">Holy cow I </w:t>
+      </w:r>
+      <w:r>
+        <w:t>could</w:t>
+      </w:r>
+      <w:r>
+        <w:t xml:space="preserve"> run. </w:t>
+      </w:r>
+      <w:r>
+        <w:t>Unfortunately,</w:t>
+      </w:r>
+      <w:r>
+        <w:t xml:space="preserve"> all good things must come to an end. 30 seconds later my lungs </w:t>
+      </w:r>
+      <w:r>
+        <w:t>were</w:t>
+      </w:r>
+      <w:r>
+        <w:t xml:space="preserve"> burning.</w:t>
+      </w:r>
+    </w:p>
+    <w:p>
+      <w:r>
+        <w:t>I pull</w:t>
+      </w:r>
+      <w:r>
+        <w:t>ed</w:t>
+      </w:r>
+      <w:r>
+        <w:t xml:space="preserve"> up my heart rate and blood pressure stats and tr</w:t>
+      </w:r>
+      <w:r>
+        <w:t>ied</w:t>
+      </w:r>
+      <w:r>
+        <w:t xml:space="preserve"> to push myself. My only reward </w:t>
       </w:r>
       <w:r>
         <w:t>was</w:t>
       </w:r>
       <w:r>
-        <w:t xml:space="preserve"> just a game and </w:t>
-      </w:r>
-      <w:r>
-        <w:t>Lindir</w:t>
-      </w:r>
-      <w:r>
-        <w:t xml:space="preserve"> </w:t>
+        <w:t xml:space="preserve"> a spiked heart rate and blood pressure. Not to mention that now I</w:t>
+      </w:r>
+      <w:r>
+        <w:t xml:space="preserve"> was</w:t>
+      </w:r>
+      <w:r>
+        <w:t xml:space="preserve"> just exhausted.</w:t>
+      </w:r>
+    </w:p>
+    <w:p>
+      <w:r>
+        <w:t>To hell with it</w:t>
+      </w:r>
+      <w:r>
+        <w:t>, I sa</w:t>
+      </w:r>
+      <w:r>
+        <w:t>id</w:t>
+      </w:r>
+      <w:r>
+        <w:t>. I</w:t>
+      </w:r>
+      <w:r>
+        <w:t xml:space="preserve"> wasn’t </w:t>
+      </w:r>
+      <w:r>
+        <w:t xml:space="preserve">a health nut. Walking </w:t>
       </w:r>
       <w:r>
         <w:t>was</w:t>
       </w:r>
       <w:r>
-        <w:t xml:space="preserve"> just a</w:t>
-      </w:r>
-      <w:r>
-        <w:t>n</w:t>
-      </w:r>
-      <w:r>
-        <w:t xml:space="preserve"> NPC. This game </w:t>
-      </w:r>
-      <w:r>
-        <w:t>was</w:t>
-      </w:r>
-      <w:r>
-        <w:t xml:space="preserve"> </w:t>
-      </w:r>
-      <w:r>
-        <w:t>awesome</w:t>
-      </w:r>
-      <w:r>
-        <w:t>.</w:t>
-      </w:r>
-    </w:p>
-    <w:p>
-      <w:r>
-        <w:t>“Here is your Adventurer’s badge.</w:t>
-      </w:r>
-    </w:p>
-    <w:p>
-      <w:r>
-        <w:t xml:space="preserve">“You can find the job boards there. They are organized according to your Rank. You may only accept </w:t>
-      </w:r>
-      <w:r>
-        <w:t xml:space="preserve">requests that are </w:t>
-      </w:r>
-      <w:r>
-        <w:t xml:space="preserve">at </w:t>
-      </w:r>
-      <w:r>
-        <w:t>your Rank or lower</w:t>
-      </w:r>
-      <w:r>
-        <w:t xml:space="preserve">. </w:t>
-      </w:r>
-      <w:r>
-        <w:t>Just re</w:t>
-      </w:r>
-      <w:r>
-        <w:t>move the requests from the board and bring them here.</w:t>
-      </w:r>
-    </w:p>
-    <w:p>
-      <w:r>
-        <w:t>“</w:t>
-      </w:r>
-      <w:r>
-        <w:t>Also, there is a big difference between a Level-</w:t>
-      </w:r>
-      <w:r>
-        <w:t>0</w:t>
-      </w:r>
-      <w:r>
-        <w:t xml:space="preserve"> quest and a Level-</w:t>
-      </w:r>
-      <w:r>
-        <w:t>9</w:t>
-      </w:r>
-      <w:r>
-        <w:t xml:space="preserve"> quest, even though they are both F-Rank.</w:t>
-      </w:r>
-    </w:p>
-    <w:p>
-      <w:r>
-        <w:t xml:space="preserve">“This will become less important as you gain experience and unique </w:t>
-      </w:r>
-      <w:r>
-        <w:t>abilities</w:t>
-      </w:r>
-      <w:r>
-        <w:t>.</w:t>
-      </w:r>
-    </w:p>
-    <w:p>
-      <w:r>
-        <w:t>“Your badge will act as your wallet, so you don’t need to handle money directly.</w:t>
-      </w:r>
-    </w:p>
-    <w:p>
-      <w:r>
-        <w:t>“It will also manage your quests.</w:t>
-      </w:r>
-      <w:r>
-        <w:t xml:space="preserve"> </w:t>
-      </w:r>
-      <w:r>
-        <w:t>Do you have a</w:t>
-      </w:r>
-      <w:r>
-        <w:t>ny questions?”</w:t>
-      </w:r>
-    </w:p>
-    <w:p>
-      <w:r>
-        <w:t xml:space="preserve">“No </w:t>
-      </w:r>
-      <w:r>
-        <w:t>Lindir</w:t>
-      </w:r>
-      <w:r>
-        <w:t xml:space="preserve"> and thank you,” I sa</w:t>
-      </w:r>
-      <w:r>
-        <w:t>id</w:t>
-      </w:r>
-      <w:r>
-        <w:t xml:space="preserve"> with a smile and t</w:t>
-      </w:r>
-      <w:r>
-        <w:t>ook</w:t>
-      </w:r>
-      <w:r>
-        <w:t xml:space="preserve"> my badge.</w:t>
+        <w:t xml:space="preserve"> good enough for me.</w:t>
       </w:r>
     </w:p>
     <w:p>
       <w:pPr>
         <w:pStyle w:val="StatusMessage"/>
-      </w:pPr>
-      <w:r>
-        <w:t>Adventurer’s Badge</w:t>
-      </w:r>
-    </w:p>
-    <w:p>
-      <w:pPr>
-        <w:pStyle w:val="StatusMessage"/>
-      </w:pPr>
-      <w:r>
-        <w:t xml:space="preserve">Raven Solarsmith, Rank </w:t>
-      </w:r>
-      <w:r>
-        <w:t>F-</w:t>
-      </w:r>
-      <w:r>
-        <w:t>1</w:t>
-      </w:r>
-    </w:p>
-    <w:p>
-      <w:pPr>
-        <w:pStyle w:val="StatusMessage"/>
-      </w:pPr>
-    </w:p>
-    <w:p>
-      <w:pPr>
-        <w:pStyle w:val="StatusMessage"/>
-      </w:pPr>
-      <w:r>
-        <w:t>Would you like to soul bind</w:t>
-      </w:r>
-    </w:p>
-    <w:p>
-      <w:pPr>
-        <w:pStyle w:val="StatusMessage"/>
-      </w:pPr>
-      <w:r>
-        <w:t>Yes/No</w:t>
-      </w:r>
-    </w:p>
-    <w:p>
-      <w:r>
-        <w:t>I select</w:t>
-      </w:r>
-      <w:r>
-        <w:t>ed</w:t>
-      </w:r>
-      <w:r>
-        <w:t xml:space="preserve"> ‘Yes’.</w:t>
-      </w:r>
-    </w:p>
-    <w:p>
-      <w:r>
-        <w:t>I jerk</w:t>
-      </w:r>
-      <w:r>
-        <w:t>ed</w:t>
-      </w:r>
-      <w:r>
-        <w:t xml:space="preserve"> backwards as I fel</w:t>
-      </w:r>
-      <w:r>
-        <w:t>t</w:t>
-      </w:r>
-      <w:r>
-        <w:t xml:space="preserve"> as if the badge </w:t>
-      </w:r>
-      <w:r>
-        <w:t>was</w:t>
-      </w:r>
-      <w:r>
-        <w:t xml:space="preserve"> getting sucked into me. A moment later the feeling </w:t>
-      </w:r>
-      <w:r>
-        <w:t>was</w:t>
-      </w:r>
-      <w:r>
-        <w:t xml:space="preserve"> gone. That was freaky.</w:t>
-      </w:r>
-    </w:p>
-    <w:p>
-      <w:r>
-        <w:lastRenderedPageBreak/>
-        <w:t>I head</w:t>
-      </w:r>
-      <w:r>
-        <w:t>ed</w:t>
-      </w:r>
-      <w:r>
-        <w:t xml:space="preserve"> for the boards</w:t>
-      </w:r>
-      <w:r>
-        <w:t xml:space="preserve"> and found only </w:t>
-      </w:r>
-      <w:r>
-        <w:t>F-Rank quests.</w:t>
-      </w:r>
-      <w:r>
-        <w:t xml:space="preserve"> That</w:t>
-      </w:r>
-      <w:r>
-        <w:t xml:space="preserve"> was</w:t>
-      </w:r>
-      <w:r>
-        <w:t xml:space="preserve"> not surprising. This </w:t>
-      </w:r>
-      <w:r>
-        <w:t>was</w:t>
-      </w:r>
-      <w:r>
-        <w:t xml:space="preserve"> </w:t>
-      </w:r>
-      <w:r>
-        <w:t>a</w:t>
-      </w:r>
-      <w:r>
-        <w:t xml:space="preserve"> tutorial city.</w:t>
-      </w:r>
-    </w:p>
-    <w:p>
-      <w:r>
-        <w:t xml:space="preserve">The quests </w:t>
-      </w:r>
-      <w:r>
-        <w:t>were</w:t>
-      </w:r>
-      <w:r>
-        <w:t xml:space="preserve"> </w:t>
-      </w:r>
-      <w:r>
-        <w:t>standard</w:t>
-      </w:r>
-      <w:r>
-        <w:t>, including killing rats</w:t>
-      </w:r>
-      <w:r>
-        <w:t xml:space="preserve"> and other vermin</w:t>
-      </w:r>
-      <w:r>
-        <w:t xml:space="preserve">, finding cats, harvesting herbs, guard duty, baby </w:t>
-      </w:r>
-      <w:r>
-        <w:t>s</w:t>
-      </w:r>
-      <w:r>
-        <w:t>i</w:t>
-      </w:r>
-      <w:r>
-        <w:t>t</w:t>
-      </w:r>
-      <w:r>
-        <w:t>ting, and house cleaning.</w:t>
-      </w:r>
-    </w:p>
-    <w:p>
-      <w:r>
-        <w:t>T</w:t>
-      </w:r>
-      <w:r>
-        <w:t xml:space="preserve">he quests </w:t>
-      </w:r>
-      <w:r>
-        <w:t>were</w:t>
-      </w:r>
-      <w:r>
-        <w:t xml:space="preserve"> organized according to Level.</w:t>
-      </w:r>
-    </w:p>
-    <w:p>
-      <w:r>
-        <w:t>I pause</w:t>
-      </w:r>
-      <w:r>
-        <w:t>d</w:t>
-      </w:r>
-      <w:r>
-        <w:t xml:space="preserve"> to consider what to do. For a person who </w:t>
-      </w:r>
-      <w:r>
-        <w:t>could</w:t>
-      </w:r>
-      <w:r>
-        <w:t xml:space="preserve"> barely run half a block, </w:t>
-      </w:r>
-      <w:r>
-        <w:t>or c</w:t>
-      </w:r>
-      <w:r>
-        <w:t>ould</w:t>
-      </w:r>
-      <w:r>
-        <w:t xml:space="preserve"> barely do </w:t>
-      </w:r>
-      <w:r>
-        <w:t>1</w:t>
-      </w:r>
-      <w:r>
-        <w:t xml:space="preserve"> pushup, </w:t>
-      </w:r>
-      <w:r>
-        <w:t xml:space="preserve">fighting monsters </w:t>
-      </w:r>
-      <w:r>
-        <w:t>was</w:t>
-      </w:r>
-      <w:r>
-        <w:t xml:space="preserve"> definitely not an option.</w:t>
-      </w:r>
-    </w:p>
-    <w:p>
-      <w:r>
-        <w:t>I select</w:t>
-      </w:r>
-      <w:r>
-        <w:t>ed</w:t>
-      </w:r>
-      <w:r>
-        <w:t xml:space="preserve"> </w:t>
-      </w:r>
-      <w:r>
-        <w:t>‘</w:t>
-      </w:r>
-      <w:r>
-        <w:t xml:space="preserve">deliver </w:t>
-      </w:r>
-      <w:r>
-        <w:t xml:space="preserve">a </w:t>
-      </w:r>
-      <w:r>
-        <w:t>package</w:t>
-      </w:r>
-      <w:r>
-        <w:t>’</w:t>
-      </w:r>
-      <w:r>
-        <w:t xml:space="preserve">. This </w:t>
-      </w:r>
-      <w:r>
-        <w:t>was</w:t>
-      </w:r>
-      <w:r>
-        <w:t xml:space="preserve"> perfect for me since it allow</w:t>
-      </w:r>
-      <w:r>
-        <w:t>ed</w:t>
-      </w:r>
-      <w:r>
-        <w:t xml:space="preserve"> me to explore, get exercise and make money.</w:t>
-      </w:r>
-      <w:r>
-        <w:t xml:space="preserve"> </w:t>
-      </w:r>
-      <w:r>
-        <w:t>15</w:t>
-      </w:r>
-      <w:r>
-        <w:t xml:space="preserve"> </w:t>
-      </w:r>
-      <w:r>
-        <w:t>silver</w:t>
-      </w:r>
-      <w:r>
-        <w:t xml:space="preserve"> to be precise.</w:t>
-      </w:r>
-    </w:p>
-    <w:p>
-      <w:r>
-        <w:t>I also select</w:t>
-      </w:r>
-      <w:r>
-        <w:t>ed</w:t>
-      </w:r>
-      <w:r>
-        <w:t xml:space="preserve"> </w:t>
-      </w:r>
-      <w:r>
-        <w:t>‘</w:t>
-      </w:r>
-      <w:r>
-        <w:t>harvest herbs</w:t>
-      </w:r>
-      <w:r>
-        <w:t>’</w:t>
-      </w:r>
-      <w:r>
-        <w:t xml:space="preserve"> (</w:t>
-      </w:r>
-      <w:r>
-        <w:t>5</w:t>
-      </w:r>
-      <w:r>
-        <w:t xml:space="preserve"> </w:t>
-      </w:r>
-      <w:r>
-        <w:t>silver</w:t>
-      </w:r>
-      <w:r>
-        <w:t>)</w:t>
-      </w:r>
-      <w:r>
-        <w:t>.</w:t>
-      </w:r>
-    </w:p>
-    <w:p>
-      <w:r>
-        <w:t>Two</w:t>
-      </w:r>
-      <w:r>
-        <w:t xml:space="preserve"> teen</w:t>
-      </w:r>
-      <w:r>
-        <w:t>s</w:t>
-      </w:r>
-      <w:r>
-        <w:t xml:space="preserve"> I recognize</w:t>
-      </w:r>
-      <w:r>
-        <w:t>d</w:t>
-      </w:r>
-      <w:r>
-        <w:t xml:space="preserve"> </w:t>
-      </w:r>
-      <w:r>
-        <w:t>approached</w:t>
-      </w:r>
-      <w:r>
-        <w:t xml:space="preserve"> the board</w:t>
-      </w:r>
-      <w:r>
-        <w:t xml:space="preserve">. Above </w:t>
-      </w:r>
-      <w:r>
-        <w:t xml:space="preserve">the first’s </w:t>
-      </w:r>
-      <w:r>
-        <w:t xml:space="preserve">head </w:t>
-      </w:r>
-      <w:r>
-        <w:t>was</w:t>
-      </w:r>
-      <w:r>
-        <w:t xml:space="preserve"> the text: Harold</w:t>
-      </w:r>
-      <w:r>
-        <w:t xml:space="preserve"> (Player)</w:t>
-      </w:r>
-      <w:r>
-        <w:t>.</w:t>
-      </w:r>
-    </w:p>
-    <w:p>
-      <w:r>
-        <w:t>Harold look</w:t>
-      </w:r>
-      <w:r>
-        <w:t>ed</w:t>
-      </w:r>
-      <w:r>
-        <w:t xml:space="preserve"> like a </w:t>
-      </w:r>
-      <w:r>
-        <w:t>basketball</w:t>
-      </w:r>
-      <w:r>
-        <w:t xml:space="preserve"> player.</w:t>
-      </w:r>
-      <w:r>
-        <w:t xml:space="preserve"> </w:t>
-      </w:r>
-      <w:r>
-        <w:t xml:space="preserve">The other </w:t>
-      </w:r>
-      <w:r>
-        <w:t>was</w:t>
-      </w:r>
-      <w:r>
-        <w:t xml:space="preserve"> Barry.</w:t>
-      </w:r>
-      <w:r>
-        <w:t xml:space="preserve"> He too </w:t>
-      </w:r>
-      <w:r>
-        <w:t>was</w:t>
-      </w:r>
-      <w:r>
-        <w:t xml:space="preserve"> athletic.</w:t>
-      </w:r>
-    </w:p>
-    <w:p>
-      <w:r>
-        <w:t>They select</w:t>
-      </w:r>
-      <w:r>
-        <w:t>ed</w:t>
-      </w:r>
-      <w:r>
-        <w:t xml:space="preserve"> the rat quest. I</w:t>
-      </w:r>
-      <w:r>
-        <w:t xml:space="preserve"> was</w:t>
-      </w:r>
-      <w:r>
-        <w:t>n</w:t>
-      </w:r>
-      <w:r>
-        <w:t>’</w:t>
-      </w:r>
-      <w:r>
-        <w:t>t surprised.</w:t>
-      </w:r>
-    </w:p>
-    <w:p>
-      <w:r>
-        <w:t xml:space="preserve">I decided to forego the rat quest, since my </w:t>
-      </w:r>
-      <w:r>
-        <w:t>[Strength]</w:t>
-      </w:r>
-      <w:r>
-        <w:t xml:space="preserve"> and </w:t>
-      </w:r>
-      <w:r>
-        <w:t>[Agility]</w:t>
-      </w:r>
-      <w:r>
-        <w:t xml:space="preserve"> </w:t>
-      </w:r>
-      <w:r>
-        <w:t>were</w:t>
-      </w:r>
-      <w:r>
-        <w:t xml:space="preserve"> crap.</w:t>
-      </w:r>
-      <w:r>
-        <w:t xml:space="preserve"> I</w:t>
-      </w:r>
-      <w:r>
-        <w:t xml:space="preserve"> was</w:t>
-      </w:r>
-      <w:r>
-        <w:t xml:space="preserve"> not ready to die surrounded by rats the size of Dobermans.</w:t>
-      </w:r>
-    </w:p>
-    <w:p>
-      <w:r>
-        <w:t>On the other hand, what if I train</w:t>
-      </w:r>
-      <w:r>
-        <w:t>ed</w:t>
-      </w:r>
-      <w:r>
-        <w:t xml:space="preserve"> my bow and g</w:t>
-      </w:r>
-      <w:r>
-        <w:t>o</w:t>
-      </w:r>
-      <w:r>
-        <w:t xml:space="preserve">t some throwing knives? </w:t>
-      </w:r>
-      <w:r>
-        <w:t xml:space="preserve">With my high </w:t>
-      </w:r>
-      <w:r>
-        <w:t>[Dexterity]</w:t>
-      </w:r>
-      <w:r>
-        <w:t xml:space="preserve">, </w:t>
-      </w:r>
-      <w:r>
-        <w:t>aim shouldn’t be a problem.</w:t>
-      </w:r>
-    </w:p>
-    <w:p>
-      <w:r>
-        <w:t>I reminded myself that t</w:t>
-      </w:r>
-      <w:r>
-        <w:t xml:space="preserve">he object of this game </w:t>
-      </w:r>
-      <w:r>
-        <w:t>was</w:t>
-      </w:r>
-      <w:r>
-        <w:t xml:space="preserve"> to never die.</w:t>
-      </w:r>
-      <w:r>
-        <w:t xml:space="preserve"> That meant playing defensively.</w:t>
-      </w:r>
-    </w:p>
-    <w:p>
-      <w:r>
-        <w:lastRenderedPageBreak/>
-        <w:t>“Barry, how much is an Inn room for the night?”</w:t>
-      </w:r>
-      <w:r>
-        <w:t xml:space="preserve"> Harold </w:t>
-      </w:r>
-      <w:r>
-        <w:t>asked</w:t>
-      </w:r>
-      <w:r>
-        <w:t>.</w:t>
-      </w:r>
-    </w:p>
-    <w:p>
-      <w:r>
-        <w:t>“</w:t>
-      </w:r>
-      <w:r>
-        <w:t xml:space="preserve">According to </w:t>
-      </w:r>
-      <w:r>
-        <w:t>GameInsight.com</w:t>
-      </w:r>
-      <w:r>
-        <w:t xml:space="preserve">, the Rusty Bucket is </w:t>
-      </w:r>
-      <w:r>
-        <w:t>8</w:t>
-      </w:r>
-      <w:r>
-        <w:t>5</w:t>
-      </w:r>
-      <w:r>
-        <w:t xml:space="preserve"> silver</w:t>
-      </w:r>
-      <w:r>
-        <w:t xml:space="preserve"> per night</w:t>
-      </w:r>
-      <w:r>
-        <w:t xml:space="preserve"> per room</w:t>
-      </w:r>
-      <w:r>
-        <w:t xml:space="preserve">,” Barry </w:t>
-      </w:r>
-      <w:r>
-        <w:t>said</w:t>
-      </w:r>
-      <w:r>
-        <w:t>.</w:t>
-      </w:r>
-    </w:p>
-    <w:p>
-      <w:r>
-        <w:t>That remind</w:t>
-      </w:r>
-      <w:r>
-        <w:t>ed</w:t>
-      </w:r>
-      <w:r>
-        <w:t xml:space="preserve"> me. I </w:t>
-      </w:r>
-      <w:r>
-        <w:t>needed</w:t>
-      </w:r>
-      <w:r>
-        <w:t xml:space="preserve"> at least </w:t>
-      </w:r>
-      <w:r>
-        <w:t>2</w:t>
-      </w:r>
-      <w:r>
-        <w:t>00</w:t>
-      </w:r>
-      <w:r>
-        <w:t>-</w:t>
-      </w:r>
-      <w:r>
-        <w:t>silver</w:t>
-      </w:r>
-      <w:r>
-        <w:t xml:space="preserve"> for today, to cover food and lodging</w:t>
-      </w:r>
-      <w:r>
-        <w:t>, or around</w:t>
-      </w:r>
-      <w:r>
-        <w:t xml:space="preserve"> </w:t>
-      </w:r>
-      <w:r>
-        <w:t>2</w:t>
-      </w:r>
-      <w:r>
-        <w:t>00</w:t>
-      </w:r>
-      <w:r>
-        <w:t>$</w:t>
-      </w:r>
-      <w:r>
-        <w:t xml:space="preserve"> </w:t>
-      </w:r>
-      <w:r>
-        <w:t>US</w:t>
-      </w:r>
-      <w:r>
-        <w:t>.</w:t>
-      </w:r>
-    </w:p>
-    <w:p>
-      <w:r>
-        <w:t>Also,</w:t>
-      </w:r>
-      <w:r>
-        <w:t xml:space="preserve"> </w:t>
-      </w:r>
-      <w:r>
-        <w:t>did</w:t>
-      </w:r>
-      <w:r>
-        <w:t xml:space="preserve"> I have a map?</w:t>
-      </w:r>
-    </w:p>
-    <w:p>
-      <w:r>
-        <w:t>The thought cause</w:t>
-      </w:r>
-      <w:r>
-        <w:t>d</w:t>
-      </w:r>
-      <w:r>
-        <w:t xml:space="preserve"> the map to appear</w:t>
-      </w:r>
-      <w:r>
-        <w:t xml:space="preserve"> in my </w:t>
-      </w:r>
-      <w:r>
-        <w:t>neuralnet</w:t>
-      </w:r>
-      <w:r>
-        <w:t xml:space="preserve">. </w:t>
-      </w:r>
-      <w:r>
-        <w:t>Unfortunately,</w:t>
-      </w:r>
-      <w:r>
-        <w:t xml:space="preserve"> the map </w:t>
-      </w:r>
-      <w:r>
-        <w:t>was</w:t>
-      </w:r>
-      <w:r>
-        <w:t xml:space="preserve"> covered with the Fog of War</w:t>
-      </w:r>
-      <w:r>
-        <w:t>,</w:t>
-      </w:r>
-      <w:r>
-        <w:t xml:space="preserve"> </w:t>
-      </w:r>
-      <w:r>
-        <w:t>e</w:t>
-      </w:r>
-      <w:r>
-        <w:t xml:space="preserve">xcept where I </w:t>
-      </w:r>
-      <w:r>
-        <w:t>just travelled.</w:t>
-      </w:r>
-    </w:p>
-    <w:p>
-      <w:r>
-        <w:t>I look</w:t>
-      </w:r>
-      <w:r>
-        <w:t>ed</w:t>
-      </w:r>
-      <w:r>
-        <w:t xml:space="preserve"> at my </w:t>
-      </w:r>
-      <w:r>
-        <w:t xml:space="preserve">game-bound </w:t>
-      </w:r>
-      <w:r>
-        <w:t>storage ring and</w:t>
-      </w:r>
-      <w:r>
-        <w:t xml:space="preserve"> lament</w:t>
-      </w:r>
-      <w:r>
-        <w:t>ed</w:t>
-      </w:r>
-      <w:r>
-        <w:t xml:space="preserve"> the fact </w:t>
-      </w:r>
-      <w:r>
-        <w:t xml:space="preserve">it </w:t>
-      </w:r>
-      <w:r>
-        <w:t>was</w:t>
-      </w:r>
-      <w:r>
-        <w:t xml:space="preserve"> tiny. I </w:t>
-      </w:r>
-      <w:r>
-        <w:t>would</w:t>
-      </w:r>
-      <w:r>
-        <w:t xml:space="preserve"> lose everything </w:t>
-      </w:r>
-      <w:r>
-        <w:t xml:space="preserve">not in the ring </w:t>
-      </w:r>
-      <w:r>
-        <w:t>when I die</w:t>
-      </w:r>
-      <w:r>
-        <w:t>d</w:t>
-      </w:r>
-      <w:r>
-        <w:t>.</w:t>
-      </w:r>
-      <w:r>
-        <w:t xml:space="preserve"> Everything except the rags I was currently wearing.</w:t>
-      </w:r>
-    </w:p>
-    <w:p>
-      <w:r>
-        <w:t>That</w:t>
-      </w:r>
-      <w:r>
-        <w:t xml:space="preserve"> was</w:t>
-      </w:r>
-      <w:r>
-        <w:t xml:space="preserve"> a funny thing to </w:t>
-      </w:r>
-      <w:r>
-        <w:t>sa</w:t>
-      </w:r>
-      <w:r>
-        <w:t>y</w:t>
-      </w:r>
-      <w:r>
-        <w:t>. Only gamers talk</w:t>
-      </w:r>
-      <w:r>
-        <w:t>ed</w:t>
-      </w:r>
-      <w:r>
-        <w:t xml:space="preserve"> about dying as a daily </w:t>
-      </w:r>
-      <w:r>
-        <w:t>occurrence or</w:t>
-      </w:r>
-      <w:r>
-        <w:t xml:space="preserve"> dying every five minutes</w:t>
-      </w:r>
-      <w:r>
-        <w:t>.</w:t>
-      </w:r>
-    </w:p>
-    <w:p>
-      <w:r>
-        <w:t>But off course, the best gamers never die</w:t>
-      </w:r>
-      <w:r>
-        <w:t>d</w:t>
-      </w:r>
-      <w:r>
-        <w:t xml:space="preserve">. </w:t>
-      </w:r>
-      <w:r>
-        <w:t>That was a lie</w:t>
-      </w:r>
-      <w:r>
-        <w:t xml:space="preserve">. </w:t>
-      </w:r>
-      <w:r>
-        <w:t xml:space="preserve">Perhaps I should recreate my character </w:t>
-      </w:r>
-      <w:r>
-        <w:t>when</w:t>
-      </w:r>
-      <w:r>
-        <w:t xml:space="preserve"> I die</w:t>
-      </w:r>
-      <w:r>
-        <w:t>d</w:t>
-      </w:r>
-      <w:r>
-        <w:t xml:space="preserve"> – except I couldn’t. Not for this game.</w:t>
-      </w:r>
-    </w:p>
-    <w:p>
-      <w:r>
-        <w:t xml:space="preserve">I </w:t>
-      </w:r>
-      <w:r>
-        <w:t>went</w:t>
-      </w:r>
-      <w:r>
-        <w:t xml:space="preserve"> to the counter and receive</w:t>
-      </w:r>
-      <w:r>
-        <w:t>d</w:t>
-      </w:r>
-      <w:r>
-        <w:t xml:space="preserve"> a map</w:t>
-      </w:r>
-      <w:r>
-        <w:t>,</w:t>
-      </w:r>
-      <w:r>
-        <w:t xml:space="preserve"> </w:t>
-      </w:r>
-      <w:r>
-        <w:t xml:space="preserve">some quest items, and some </w:t>
-      </w:r>
-      <w:r>
-        <w:t>last-minute</w:t>
-      </w:r>
-      <w:r>
-        <w:t xml:space="preserve"> advice</w:t>
-      </w:r>
-      <w:r>
-        <w:t>.</w:t>
-      </w:r>
-    </w:p>
-    <w:p>
-      <w:r>
-        <w:t xml:space="preserve">With </w:t>
-      </w:r>
-      <w:r>
-        <w:t>5 quest items and 8 hours to complete them,</w:t>
-      </w:r>
-      <w:r>
-        <w:t xml:space="preserve"> I headed out.</w:t>
-      </w:r>
-    </w:p>
-    <w:p>
-      <w:r>
-        <w:t>I examined my map and the paper disintegrated</w:t>
-      </w:r>
-      <w:r>
-        <w:t>, updating my</w:t>
-      </w:r>
-      <w:r>
-        <w:t xml:space="preserve"> mental map.</w:t>
-      </w:r>
-    </w:p>
-    <w:p>
-      <w:r>
-        <w:t xml:space="preserve">I </w:t>
-      </w:r>
-      <w:r>
-        <w:t xml:space="preserve">manually </w:t>
-      </w:r>
-      <w:r>
-        <w:t>plot</w:t>
-      </w:r>
-      <w:r>
-        <w:t>ted</w:t>
-      </w:r>
-      <w:r>
-        <w:t xml:space="preserve"> a shortest path to all 10 delivery points</w:t>
-      </w:r>
-      <w:r>
-        <w:t>, even though I could have gotten my AI to do it</w:t>
-      </w:r>
-      <w:r>
-        <w:t>.</w:t>
-      </w:r>
-      <w:r>
-        <w:t xml:space="preserve"> Where was the fun in that?</w:t>
-      </w:r>
-    </w:p>
-    <w:p>
-      <w:r>
-        <w:lastRenderedPageBreak/>
-        <w:t>Getting my bearings, I start</w:t>
-      </w:r>
-      <w:r>
-        <w:t>ed</w:t>
-      </w:r>
-      <w:r>
-        <w:t xml:space="preserve"> running.</w:t>
-      </w:r>
-    </w:p>
-    <w:p>
-      <w:r>
-        <w:t xml:space="preserve">Holy cow I </w:t>
-      </w:r>
-      <w:r>
-        <w:t>could</w:t>
-      </w:r>
-      <w:r>
-        <w:t xml:space="preserve"> run. </w:t>
-      </w:r>
-      <w:r>
-        <w:t>Unfortunately,</w:t>
-      </w:r>
-      <w:r>
-        <w:t xml:space="preserve"> all good things must come to an end. 30 seconds later my lungs </w:t>
-      </w:r>
-      <w:r>
-        <w:t>were</w:t>
-      </w:r>
-      <w:r>
-        <w:t xml:space="preserve"> burning.</w:t>
-      </w:r>
-    </w:p>
-    <w:p>
-      <w:r>
-        <w:t>I pull</w:t>
-      </w:r>
-      <w:r>
-        <w:t>ed</w:t>
-      </w:r>
-      <w:r>
-        <w:t xml:space="preserve"> up my heart rate and blood pressure stats and tr</w:t>
-      </w:r>
-      <w:r>
-        <w:t>ied</w:t>
-      </w:r>
-      <w:r>
-        <w:t xml:space="preserve"> to push myself. My only reward </w:t>
-      </w:r>
-      <w:r>
-        <w:t>was</w:t>
-      </w:r>
-      <w:r>
-        <w:t xml:space="preserve"> a spiked heart rate and blood pressure. Not to mention that now I</w:t>
-      </w:r>
-      <w:r>
-        <w:t xml:space="preserve"> was</w:t>
-      </w:r>
-      <w:r>
-        <w:t xml:space="preserve"> just exhausted.</w:t>
-      </w:r>
-    </w:p>
-    <w:p>
-      <w:r>
-        <w:t>To hell with it</w:t>
-      </w:r>
-      <w:r>
-        <w:t>, I sa</w:t>
-      </w:r>
-      <w:r>
-        <w:t>id</w:t>
-      </w:r>
-      <w:r>
-        <w:t>. I</w:t>
-      </w:r>
-      <w:r>
-        <w:t xml:space="preserve"> wasn’t </w:t>
-      </w:r>
-      <w:r>
-        <w:t xml:space="preserve">a health nut. Walking </w:t>
-      </w:r>
-      <w:r>
-        <w:t>was</w:t>
-      </w:r>
-      <w:r>
-        <w:t xml:space="preserve"> good enough for me.</w:t>
-      </w:r>
-    </w:p>
-    <w:p>
-      <w:pPr>
-        <w:jc w:val="center"/>
       </w:pPr>
       <w:r>
         <w:rPr>
@@ -12963,13 +13040,13 @@
         <w:t xml:space="preserve">In the Alternate Reality of </w:t>
       </w:r>
       <w:r>
+        <w:t>Terra</w:t>
+      </w:r>
+      <w:r>
+        <w:t xml:space="preserve"> </w:t>
+      </w:r>
+      <w:r>
         <w:t>Plana</w:t>
-      </w:r>
-      <w:r>
-        <w:t xml:space="preserve"> </w:t>
-      </w:r>
-      <w:r>
-        <w:t>Terra</w:t>
       </w:r>
       <w:r>
         <w:t xml:space="preserve"> </w:t>
@@ -12990,6 +13067,7 @@
         <w:jc w:val="center"/>
       </w:pPr>
       <w:r>
+        <w:lastRenderedPageBreak/>
         <w:t xml:space="preserve">- </w:t>
       </w:r>
       <w:r>
@@ -13131,87 +13209,87 @@
     </w:p>
     <w:p>
       <w:r>
+        <w:t>“</w:t>
+      </w:r>
+      <w:r>
+        <w:t>Speaking of adventurers, what is my foolish youngest daughter doing?”</w:t>
+      </w:r>
+    </w:p>
+    <w:p>
+      <w:r>
+        <w:t xml:space="preserve">“She’s training with the guards, Majesty,” </w:t>
+      </w:r>
+      <w:r>
+        <w:t xml:space="preserve">Baldric </w:t>
+      </w:r>
+      <w:r>
+        <w:t>said</w:t>
+      </w:r>
+      <w:r>
+        <w:t xml:space="preserve">. “She still wants to be an </w:t>
+      </w:r>
+      <w:r>
+        <w:t>adventurer and</w:t>
+      </w:r>
+      <w:r>
+        <w:t xml:space="preserve"> collect </w:t>
+      </w:r>
+      <w:r>
+        <w:t>Essence</w:t>
+      </w:r>
+      <w:r>
+        <w:t xml:space="preserve"> like commoners.</w:t>
+      </w:r>
+    </w:p>
+    <w:p>
+      <w:r>
+        <w:t>“</w:t>
+      </w:r>
+      <w:r>
+        <w:t xml:space="preserve">I don’t understand. Why would she put herself in danger, when royalty can absorb </w:t>
+      </w:r>
+      <w:r>
+        <w:t>Essence</w:t>
+      </w:r>
+      <w:r>
+        <w:t xml:space="preserve"> </w:t>
+      </w:r>
+      <w:r>
+        <w:t xml:space="preserve">directly </w:t>
+      </w:r>
+      <w:r>
+        <w:t xml:space="preserve">from the Royal </w:t>
+      </w:r>
+      <w:r>
+        <w:t>Cultivation</w:t>
+      </w:r>
+      <w:r>
+        <w:t xml:space="preserve"> Chambers?”</w:t>
+      </w:r>
+    </w:p>
+    <w:p>
+      <w:r>
+        <w:t xml:space="preserve">“That’s why I call her foolish,” the king </w:t>
+      </w:r>
+      <w:r>
+        <w:t>admitted</w:t>
+      </w:r>
+      <w:r>
+        <w:t xml:space="preserve"> with a sigh. “Speaking of foolish girls, </w:t>
+      </w:r>
+      <w:r>
+        <w:t xml:space="preserve">how are preparations for Annie’s </w:t>
+      </w:r>
+      <w:r>
+        <w:t>Coming of Age celebration</w:t>
+      </w:r>
+      <w:r>
+        <w:t xml:space="preserve"> going?”</w:t>
+      </w:r>
+    </w:p>
+    <w:p>
+      <w:r>
         <w:lastRenderedPageBreak/>
-        <w:t>“</w:t>
-      </w:r>
-      <w:r>
-        <w:t>Speaking of adventurers, what is my foolish youngest daughter doing?”</w:t>
-      </w:r>
-    </w:p>
-    <w:p>
-      <w:r>
-        <w:t xml:space="preserve">“She’s training with the guards, Majesty,” </w:t>
-      </w:r>
-      <w:r>
-        <w:t xml:space="preserve">Baldric </w:t>
-      </w:r>
-      <w:r>
-        <w:t>said</w:t>
-      </w:r>
-      <w:r>
-        <w:t xml:space="preserve">. “She still wants to be an </w:t>
-      </w:r>
-      <w:r>
-        <w:t>adventurer and</w:t>
-      </w:r>
-      <w:r>
-        <w:t xml:space="preserve"> collect </w:t>
-      </w:r>
-      <w:r>
-        <w:t>Essence</w:t>
-      </w:r>
-      <w:r>
-        <w:t xml:space="preserve"> like commoners.</w:t>
-      </w:r>
-    </w:p>
-    <w:p>
-      <w:r>
-        <w:t>“</w:t>
-      </w:r>
-      <w:r>
-        <w:t xml:space="preserve">I don’t understand. Why would she put herself in danger, when royalty can absorb </w:t>
-      </w:r>
-      <w:r>
-        <w:t>Essence</w:t>
-      </w:r>
-      <w:r>
-        <w:t xml:space="preserve"> </w:t>
-      </w:r>
-      <w:r>
-        <w:t xml:space="preserve">directly </w:t>
-      </w:r>
-      <w:r>
-        <w:t xml:space="preserve">from the Royal </w:t>
-      </w:r>
-      <w:r>
-        <w:t>Cultivation</w:t>
-      </w:r>
-      <w:r>
-        <w:t xml:space="preserve"> Chambers?”</w:t>
-      </w:r>
-    </w:p>
-    <w:p>
-      <w:r>
-        <w:t xml:space="preserve">“That’s why I call her foolish,” the king </w:t>
-      </w:r>
-      <w:r>
-        <w:t>admitted</w:t>
-      </w:r>
-      <w:r>
-        <w:t xml:space="preserve"> with a sigh. “Speaking of foolish girls, </w:t>
-      </w:r>
-      <w:r>
-        <w:t xml:space="preserve">how are preparations for Annie’s </w:t>
-      </w:r>
-      <w:r>
-        <w:t>Coming of Age celebration</w:t>
-      </w:r>
-      <w:r>
-        <w:t xml:space="preserve"> going?”</w:t>
-      </w:r>
-    </w:p>
-    <w:p>
-      <w:r>
         <w:t>“</w:t>
       </w:r>
       <w:r>
@@ -13466,237 +13544,237 @@
     </w:p>
     <w:p>
       <w:r>
+        <w:t xml:space="preserve">I </w:t>
+      </w:r>
+      <w:r>
+        <w:t>took</w:t>
+      </w:r>
+      <w:r>
+        <w:t xml:space="preserve"> my bow</w:t>
+      </w:r>
+      <w:r>
+        <w:t xml:space="preserve"> and pulled the string as far back as it could. It barely budged. Needless to say I missed</w:t>
+      </w:r>
+      <w:r>
+        <w:t>.</w:t>
+      </w:r>
+      <w:r>
+        <w:t xml:space="preserve"> </w:t>
+      </w:r>
+      <w:r>
+        <w:t xml:space="preserve">The arrow hit the ground </w:t>
+      </w:r>
+      <w:r>
+        <w:t>1m</w:t>
+      </w:r>
+      <w:r>
+        <w:t xml:space="preserve"> from me.</w:t>
+      </w:r>
+      <w:r>
+        <w:t xml:space="preserve"> The only thing I gained was sore fingers.</w:t>
+      </w:r>
+    </w:p>
+    <w:p>
+      <w:r>
+        <w:t>I tr</w:t>
+      </w:r>
+      <w:r>
+        <w:t>ied</w:t>
+      </w:r>
+      <w:r>
+        <w:t xml:space="preserve"> with my throwing knife and g</w:t>
+      </w:r>
+      <w:r>
+        <w:t>o</w:t>
+      </w:r>
+      <w:r>
+        <w:t xml:space="preserve">t </w:t>
+      </w:r>
+      <w:r>
+        <w:t>similar results</w:t>
+      </w:r>
+      <w:r>
+        <w:t>.</w:t>
+      </w:r>
+      <w:r>
+        <w:t xml:space="preserve"> The knife </w:t>
+      </w:r>
+      <w:r>
+        <w:t xml:space="preserve">almost </w:t>
+      </w:r>
+      <w:r>
+        <w:t xml:space="preserve">landed </w:t>
+      </w:r>
+      <w:r>
+        <w:t>on my foot</w:t>
+      </w:r>
+      <w:r>
+        <w:t>.</w:t>
+      </w:r>
+    </w:p>
+    <w:p>
+      <w:r>
+        <w:t xml:space="preserve">No doubt my fans </w:t>
+      </w:r>
+      <w:r>
+        <w:t>we</w:t>
+      </w:r>
+      <w:r>
+        <w:t>re going to have a great laugh when my AI publishe</w:t>
+      </w:r>
+      <w:r>
+        <w:t>d</w:t>
+      </w:r>
+      <w:r>
+        <w:t>.</w:t>
+      </w:r>
+    </w:p>
+    <w:p>
+      <w:r>
+        <w:t>I wondered what it would be like using automatic skill use. Presumably the AI would control my body. All I would need to do was point.</w:t>
+      </w:r>
+    </w:p>
+    <w:p>
+      <w:r>
+        <w:t>By now it</w:t>
+      </w:r>
+      <w:r>
+        <w:t xml:space="preserve"> was</w:t>
+      </w:r>
+      <w:r>
+        <w:t xml:space="preserve"> getting dark</w:t>
+      </w:r>
+      <w:r>
+        <w:t>,</w:t>
+      </w:r>
+      <w:r>
+        <w:t xml:space="preserve"> </w:t>
+      </w:r>
+      <w:r>
+        <w:t>s</w:t>
+      </w:r>
+      <w:r>
+        <w:t>o</w:t>
+      </w:r>
+      <w:r>
+        <w:t xml:space="preserve"> I head</w:t>
+      </w:r>
+      <w:r>
+        <w:t>ed</w:t>
+      </w:r>
+      <w:r>
+        <w:t xml:space="preserve"> for the nearest inn.</w:t>
+      </w:r>
+    </w:p>
+    <w:p>
+      <w:r>
         <w:lastRenderedPageBreak/>
-        <w:t xml:space="preserve">I </w:t>
-      </w:r>
-      <w:r>
-        <w:t>took</w:t>
-      </w:r>
-      <w:r>
-        <w:t xml:space="preserve"> my bow</w:t>
-      </w:r>
-      <w:r>
-        <w:t xml:space="preserve"> and pulled the string as far back as it could. It barely budged. Needless to say I missed</w:t>
-      </w:r>
-      <w:r>
-        <w:t>.</w:t>
+        <w:t>Stepping through the doors I f</w:t>
+      </w:r>
+      <w:r>
+        <w:t>ound</w:t>
+      </w:r>
+      <w:r>
+        <w:t xml:space="preserve"> the usual crowd. Going to the bar, I wait</w:t>
+      </w:r>
+      <w:r>
+        <w:t>ed</w:t>
+      </w:r>
+      <w:r>
+        <w:t xml:space="preserve"> for the tender.</w:t>
+      </w:r>
+    </w:p>
+    <w:p>
+      <w:r>
+        <w:t xml:space="preserve">“What can I do for you?” the tender </w:t>
+      </w:r>
+      <w:r>
+        <w:t>asked</w:t>
+      </w:r>
+      <w:r>
+        <w:t>.</w:t>
+      </w:r>
+    </w:p>
+    <w:p>
+      <w:r>
+        <w:t xml:space="preserve">“I would like a room for the night, as well as dinner and ale,” I </w:t>
+      </w:r>
+      <w:r>
+        <w:t>said</w:t>
+      </w:r>
+      <w:r>
+        <w:t>.</w:t>
+      </w:r>
+    </w:p>
+    <w:p>
+      <w:r>
+        <w:t xml:space="preserve">“That will be </w:t>
+      </w:r>
+      <w:r>
+        <w:t>8</w:t>
+      </w:r>
+      <w:r>
+        <w:t>5</w:t>
       </w:r>
       <w:r>
         <w:t xml:space="preserve"> </w:t>
       </w:r>
       <w:r>
-        <w:t xml:space="preserve">The arrow hit the ground </w:t>
-      </w:r>
-      <w:r>
-        <w:t>1m</w:t>
-      </w:r>
-      <w:r>
-        <w:t xml:space="preserve"> from me.</w:t>
-      </w:r>
-      <w:r>
-        <w:t xml:space="preserve"> The only thing I gained was sore fingers.</w:t>
-      </w:r>
-    </w:p>
-    <w:p>
-      <w:r>
-        <w:t>I tr</w:t>
-      </w:r>
-      <w:r>
-        <w:t>ied</w:t>
-      </w:r>
-      <w:r>
-        <w:t xml:space="preserve"> with my throwing knife and g</w:t>
-      </w:r>
-      <w:r>
-        <w:t>o</w:t>
-      </w:r>
-      <w:r>
-        <w:t xml:space="preserve">t </w:t>
-      </w:r>
-      <w:r>
-        <w:t>similar results</w:t>
-      </w:r>
-      <w:r>
-        <w:t>.</w:t>
-      </w:r>
-      <w:r>
-        <w:t xml:space="preserve"> The knife </w:t>
-      </w:r>
-      <w:r>
-        <w:t xml:space="preserve">almost </w:t>
-      </w:r>
-      <w:r>
-        <w:t xml:space="preserve">landed </w:t>
-      </w:r>
-      <w:r>
-        <w:t>on my foot</w:t>
-      </w:r>
-      <w:r>
-        <w:t>.</w:t>
-      </w:r>
-    </w:p>
-    <w:p>
-      <w:r>
-        <w:t xml:space="preserve">No doubt my fans </w:t>
-      </w:r>
-      <w:r>
-        <w:t>we</w:t>
-      </w:r>
-      <w:r>
-        <w:t>re going to have a great laugh when my AI publishe</w:t>
+        <w:t>silvers</w:t>
+      </w:r>
+      <w:r>
+        <w:t xml:space="preserve"> </w:t>
+      </w:r>
+      <w:r>
+        <w:t>for the room,” the tender said</w:t>
+      </w:r>
+      <w:r>
+        <w:t>. “Just grab a table for the dinner.”</w:t>
+      </w:r>
+    </w:p>
+    <w:p>
+      <w:r>
+        <w:t>I pa</w:t>
+      </w:r>
+      <w:r>
+        <w:t>id</w:t>
+      </w:r>
+      <w:r>
+        <w:t xml:space="preserve"> the money and receive</w:t>
       </w:r>
       <w:r>
         <w:t>d</w:t>
       </w:r>
       <w:r>
-        <w:t>.</w:t>
-      </w:r>
-    </w:p>
-    <w:p>
-      <w:r>
-        <w:t>I wondered what it would be like using automatic skill use. Presumably the AI would control my body. All I would need to do was point.</w:t>
-      </w:r>
-    </w:p>
-    <w:p>
-      <w:r>
-        <w:t>By now it</w:t>
-      </w:r>
-      <w:r>
-        <w:t xml:space="preserve"> was</w:t>
-      </w:r>
-      <w:r>
-        <w:t xml:space="preserve"> getting dark</w:t>
-      </w:r>
-      <w:r>
-        <w:t>,</w:t>
-      </w:r>
-      <w:r>
-        <w:t xml:space="preserve"> </w:t>
-      </w:r>
-      <w:r>
-        <w:t>s</w:t>
-      </w:r>
-      <w:r>
-        <w:t>o</w:t>
-      </w:r>
-      <w:r>
-        <w:t xml:space="preserve"> I head</w:t>
+        <w:t xml:space="preserve"> a key for room 213. Spotting a free table in the corner, I head</w:t>
       </w:r>
       <w:r>
         <w:t>ed</w:t>
       </w:r>
       <w:r>
-        <w:t xml:space="preserve"> for the nearest inn.</w:t>
-      </w:r>
-    </w:p>
-    <w:p>
-      <w:r>
-        <w:t>Stepping through the doors I f</w:t>
-      </w:r>
-      <w:r>
-        <w:t>ound</w:t>
-      </w:r>
-      <w:r>
-        <w:t xml:space="preserve"> the usual crowd. Going to the bar, I wait</w:t>
+        <w:t xml:space="preserve"> for it.</w:t>
+      </w:r>
+    </w:p>
+    <w:p>
+      <w:r>
+        <w:t xml:space="preserve">Sitting back on </w:t>
+      </w:r>
+      <w:r>
+        <w:t>a</w:t>
+      </w:r>
+      <w:r>
+        <w:t xml:space="preserve"> wooden chair</w:t>
+      </w:r>
+      <w:r>
+        <w:t xml:space="preserve"> I </w:t>
+      </w:r>
+      <w:r>
+        <w:t>allow</w:t>
       </w:r>
       <w:r>
         <w:t>ed</w:t>
       </w:r>
       <w:r>
-        <w:t xml:space="preserve"> for the tender.</w:t>
-      </w:r>
-    </w:p>
-    <w:p>
-      <w:r>
-        <w:t xml:space="preserve">“What can I do for you?” the tender </w:t>
-      </w:r>
-      <w:r>
-        <w:t>asked</w:t>
-      </w:r>
-      <w:r>
-        <w:t>.</w:t>
-      </w:r>
-    </w:p>
-    <w:p>
-      <w:r>
-        <w:t xml:space="preserve">“I would like a room for the night, as well as dinner and ale,” I </w:t>
-      </w:r>
-      <w:r>
-        <w:t>said</w:t>
-      </w:r>
-      <w:r>
-        <w:t>.</w:t>
-      </w:r>
-    </w:p>
-    <w:p>
-      <w:r>
-        <w:t xml:space="preserve">“That will be </w:t>
-      </w:r>
-      <w:r>
-        <w:t>8</w:t>
-      </w:r>
-      <w:r>
-        <w:t>5</w:t>
-      </w:r>
-      <w:r>
-        <w:t xml:space="preserve"> </w:t>
-      </w:r>
-      <w:r>
-        <w:t>silvers</w:t>
-      </w:r>
-      <w:r>
-        <w:t xml:space="preserve"> </w:t>
-      </w:r>
-      <w:r>
-        <w:t>for the room,” the tender said</w:t>
-      </w:r>
-      <w:r>
-        <w:t>. “Just grab a table for the dinner.”</w:t>
-      </w:r>
-    </w:p>
-    <w:p>
-      <w:r>
-        <w:t>I pa</w:t>
-      </w:r>
-      <w:r>
-        <w:t>id</w:t>
-      </w:r>
-      <w:r>
-        <w:t xml:space="preserve"> the money and receive</w:t>
-      </w:r>
-      <w:r>
-        <w:t>d</w:t>
-      </w:r>
-      <w:r>
-        <w:t xml:space="preserve"> a key for room 213. Spotting a free table in the corner, I head</w:t>
-      </w:r>
-      <w:r>
-        <w:t>ed</w:t>
-      </w:r>
-      <w:r>
-        <w:t xml:space="preserve"> for it.</w:t>
-      </w:r>
-    </w:p>
-    <w:p>
-      <w:r>
-        <w:t xml:space="preserve">Sitting back on </w:t>
-      </w:r>
-      <w:r>
-        <w:t>a</w:t>
-      </w:r>
-      <w:r>
-        <w:t xml:space="preserve"> wooden chair</w:t>
-      </w:r>
-      <w:r>
-        <w:t xml:space="preserve"> I </w:t>
-      </w:r>
-      <w:r>
-        <w:t>allow</w:t>
-      </w:r>
-      <w:r>
-        <w:t>ed</w:t>
-      </w:r>
-      <w:r>
         <w:t xml:space="preserve"> the exhaustion of the day </w:t>
       </w:r>
       <w:r>
@@ -13713,12 +13791,15 @@
       <w:pPr>
         <w:pStyle w:val="H2"/>
       </w:pPr>
-      <w:bookmarkStart w:id="3" w:name="_Toc237717568"/>
+      <w:bookmarkStart w:id="4" w:name="_Toc244029659"/>
       <w:r>
         <w:lastRenderedPageBreak/>
-        <w:t>4. Learning to Level</w:t>
-      </w:r>
-      <w:bookmarkEnd w:id="3"/>
+        <w:t xml:space="preserve">5. </w:t>
+      </w:r>
+      <w:r>
+        <w:t>Learning to Level</w:t>
+      </w:r>
+      <w:bookmarkEnd w:id="4"/>
     </w:p>
     <w:p>
       <w:pPr>
@@ -15570,20 +15651,6 @@
         <w:pStyle w:val="StatusUser"/>
       </w:pPr>
       <w:r>
-        <w:t>Progression:</w:t>
-      </w:r>
-      <w:r>
-        <w:tab/>
-      </w:r>
-      <w:r>
-        <w:t>15%</w:t>
-      </w:r>
-    </w:p>
-    <w:p>
-      <w:pPr>
-        <w:pStyle w:val="StatusUser"/>
-      </w:pPr>
-      <w:r>
         <w:t>Raw Essence</w:t>
       </w:r>
       <w:r>
@@ -16356,9 +16423,11 @@
       <w:r>
         <w:t xml:space="preserve">“I am </w:t>
       </w:r>
+      <w:proofErr w:type="spellStart"/>
       <w:r>
         <w:t>Taranis</w:t>
       </w:r>
+      <w:proofErr w:type="spellEnd"/>
       <w:r>
         <w:t xml:space="preserve"> </w:t>
       </w:r>
@@ -16370,9 +16439,11 @@
       <w:r>
         <w:t xml:space="preserve">,” </w:t>
       </w:r>
+      <w:proofErr w:type="spellStart"/>
       <w:r>
         <w:t>Taranis</w:t>
       </w:r>
+      <w:proofErr w:type="spellEnd"/>
       <w:r>
         <w:t xml:space="preserve"> </w:t>
       </w:r>
@@ -17482,6 +17553,9 @@
       </w:r>
       <w:r>
         <w:t xml:space="preserve"> familiar.</w:t>
+      </w:r>
+      <w:r>
+        <w:t xml:space="preserve"> </w:t>
       </w:r>
     </w:p>
     <w:p>
@@ -20204,20 +20278,23 @@
       <w:pPr>
         <w:pStyle w:val="H2"/>
       </w:pPr>
-      <w:bookmarkStart w:id="4" w:name="_Toc237717569"/>
+      <w:bookmarkStart w:id="5" w:name="_Toc244029660"/>
       <w:r>
         <w:lastRenderedPageBreak/>
-        <w:t xml:space="preserve">5. </w:t>
-      </w:r>
-      <w:bookmarkEnd w:id="4"/>
+        <w:t xml:space="preserve">6. </w:t>
+      </w:r>
       <w:proofErr w:type="gramStart"/>
       <w:r>
         <w:t>It’s</w:t>
       </w:r>
       <w:proofErr w:type="gramEnd"/>
       <w:r>
-        <w:t xml:space="preserve"> time to Party Up</w:t>
-      </w:r>
+        <w:t xml:space="preserve"> Party </w:t>
+      </w:r>
+      <w:r>
+        <w:t>Time</w:t>
+      </w:r>
+      <w:bookmarkEnd w:id="5"/>
     </w:p>
     <w:p>
       <w:pPr>
@@ -20789,7 +20866,13 @@
     </w:p>
     <w:p>
       <w:r>
-        <w:t xml:space="preserve">“Please follow me and I’ll show you my selection,” the clerk </w:t>
+        <w:t xml:space="preserve">“Please follow me and I’ll show you my selection,” the </w:t>
+      </w:r>
+      <w:r>
+        <w:t>owner</w:t>
+      </w:r>
+      <w:r>
+        <w:t xml:space="preserve"> </w:t>
       </w:r>
       <w:r>
         <w:t>said</w:t>
@@ -20800,7 +20883,13 @@
     </w:p>
     <w:p>
       <w:r>
-        <w:t>I followed the clerk to the section containing the specified weapons.</w:t>
+        <w:t xml:space="preserve">I followed the </w:t>
+      </w:r>
+      <w:r>
+        <w:t>owner</w:t>
+      </w:r>
+      <w:r>
+        <w:t xml:space="preserve"> to the section containing the specified weapons.</w:t>
       </w:r>
     </w:p>
     <w:p>
@@ -20938,7 +21027,13 @@
     </w:p>
     <w:p>
       <w:r>
-        <w:t>“I can’t decide which to use,” I said to the clerk.</w:t>
+        <w:t xml:space="preserve">“I can’t decide which to use,” I said to the </w:t>
+      </w:r>
+      <w:r>
+        <w:t>owner</w:t>
+      </w:r>
+      <w:r>
+        <w:t>.</w:t>
       </w:r>
     </w:p>
     <w:p>
@@ -20949,7 +21044,13 @@
         <w:t>with practice weapons. Please follow me</w:t>
       </w:r>
       <w:r>
-        <w:t>,” the clerk said</w:t>
+        <w:t xml:space="preserve">,” the </w:t>
+      </w:r>
+      <w:r>
+        <w:t>owner</w:t>
+      </w:r>
+      <w:r>
+        <w:t xml:space="preserve"> said</w:t>
       </w:r>
       <w:r>
         <w:t xml:space="preserve"> and led the way</w:t>
@@ -21115,15 +21216,29 @@
         <w:t>Grand</w:t>
       </w:r>
       <w:r>
-        <w:t xml:space="preserve"> Wizard Taranis </w:t>
+        <w:t xml:space="preserve"> Wizard </w:t>
       </w:r>
       <w:proofErr w:type="spellStart"/>
       <w:r>
+        <w:t>Taranis</w:t>
+      </w:r>
+      <w:proofErr w:type="spellEnd"/>
+      <w:r>
+        <w:t xml:space="preserve"> </w:t>
+      </w:r>
+      <w:proofErr w:type="spellStart"/>
+      <w:r>
         <w:t>Luftwing</w:t>
       </w:r>
       <w:proofErr w:type="spellEnd"/>
       <w:r>
-        <w:t>, then you are blessed indeed. He only trains high nobility. Are you high nobility?” the clerk asked.</w:t>
+        <w:t xml:space="preserve">, then you are blessed indeed. He only trains high nobility. Are you high nobility?” the </w:t>
+      </w:r>
+      <w:r>
+        <w:t>owner</w:t>
+      </w:r>
+      <w:r>
+        <w:t xml:space="preserve"> asked.</w:t>
       </w:r>
     </w:p>
     <w:p>
@@ -21172,12 +21287,27 @@
     </w:p>
     <w:p>
       <w:r>
-        <w:t>I turned to the clerk and said, “I like this one.”</w:t>
-      </w:r>
-    </w:p>
-    <w:p>
-      <w:r>
-        <w:t xml:space="preserve">The clerk </w:t>
+        <w:t>Turning to</w:t>
+      </w:r>
+      <w:r>
+        <w:t xml:space="preserve"> the </w:t>
+      </w:r>
+      <w:r>
+        <w:t>owner I</w:t>
+      </w:r>
+      <w:r>
+        <w:t xml:space="preserve"> said, “I like this one.”</w:t>
+      </w:r>
+    </w:p>
+    <w:p>
+      <w:r>
+        <w:t xml:space="preserve">The </w:t>
+      </w:r>
+      <w:r>
+        <w:t>owner</w:t>
+      </w:r>
+      <w:r>
+        <w:t xml:space="preserve"> </w:t>
       </w:r>
       <w:r>
         <w:t xml:space="preserve">put the weapon away </w:t>
@@ -21191,7 +21321,13 @@
         <w:t>Everyone</w:t>
       </w:r>
       <w:r>
-        <w:t xml:space="preserve"> went back to the store and the clerk handed me a new glaive. I took it and paid.</w:t>
+        <w:t xml:space="preserve"> went back to the store and the </w:t>
+      </w:r>
+      <w:r>
+        <w:t>owner</w:t>
+      </w:r>
+      <w:r>
+        <w:t xml:space="preserve"> handed me a new glaive. I took it and paid.</w:t>
       </w:r>
     </w:p>
     <w:p>
@@ -24746,7 +24882,7 @@
         </w:rPr>
         <w:lastRenderedPageBreak/>
         <w:pict>
-          <v:shape id="Picture 3" o:spid="_x0000_i1025" type="#_x0000_t75" style="width:23.15pt;height:8.9pt;visibility:visible;mso-wrap-style:square" o:bullet="t">
+          <v:shape id="Picture 3" o:spid="_x0000_i1025" type="#_x0000_t75" style="width:22.95pt;height:8.85pt;visibility:visible;mso-wrap-style:square" o:bullet="t">
             <v:imagedata r:id="rId14" o:title="MC900065312[1]"/>
           </v:shape>
         </w:pict>
@@ -26387,7 +26523,7 @@
           <w:noProof/>
         </w:rPr>
         <w:pict>
-          <v:shape id="_x0000_i1026" type="#_x0000_t75" style="width:23.15pt;height:8.9pt;visibility:visible;mso-wrap-style:square" o:bullet="t">
+          <v:shape id="_x0000_i1026" type="#_x0000_t75" style="width:22.95pt;height:8.85pt;visibility:visible;mso-wrap-style:square" o:bullet="t">
             <v:imagedata r:id="rId14" o:title="MC900065312[1]"/>
           </v:shape>
         </w:pict>
@@ -27863,12 +27999,12 @@
       <w:pPr>
         <w:pStyle w:val="H2"/>
       </w:pPr>
-      <w:bookmarkStart w:id="5" w:name="_Toc237717570"/>
+      <w:bookmarkStart w:id="6" w:name="_Toc244029661"/>
       <w:r>
         <w:lastRenderedPageBreak/>
         <w:t>Beyond Newbie City</w:t>
       </w:r>
-      <w:bookmarkEnd w:id="5"/>
+      <w:bookmarkEnd w:id="6"/>
     </w:p>
     <w:p>
       <w:pPr>
@@ -36996,12 +37132,12 @@
       <w:pPr>
         <w:pStyle w:val="H2"/>
       </w:pPr>
-      <w:bookmarkStart w:id="6" w:name="_Toc237717571"/>
+      <w:bookmarkStart w:id="7" w:name="_Toc244029662"/>
       <w:r>
         <w:lastRenderedPageBreak/>
         <w:t>Dungeons, Dungeons, Everywhere</w:t>
       </w:r>
-      <w:bookmarkEnd w:id="6"/>
+      <w:bookmarkEnd w:id="7"/>
     </w:p>
     <w:p>
       <w:pPr>
@@ -39164,7 +39300,7 @@
         <w:ind w:firstLine="720"/>
         <w:jc w:val="center"/>
       </w:pPr>
-      <w:bookmarkStart w:id="7" w:name="_Hlk154412183"/>
+      <w:bookmarkStart w:id="8" w:name="_Hlk154412183"/>
       <w:r>
         <w:rPr>
           <w:noProof/>
@@ -39216,7 +39352,7 @@
         </w:drawing>
       </w:r>
     </w:p>
-    <w:bookmarkEnd w:id="7"/>
+    <w:bookmarkEnd w:id="8"/>
     <w:p>
       <w:r>
         <w:t>We arrive</w:t>
@@ -46452,12 +46588,12 @@
       <w:pPr>
         <w:pStyle w:val="H2"/>
       </w:pPr>
-      <w:bookmarkStart w:id="8" w:name="_Toc237717572"/>
+      <w:bookmarkStart w:id="9" w:name="_Toc244029663"/>
       <w:r>
         <w:lastRenderedPageBreak/>
         <w:t>Making new Friends</w:t>
       </w:r>
-      <w:bookmarkEnd w:id="8"/>
+      <w:bookmarkEnd w:id="9"/>
     </w:p>
     <w:p>
       <w:pPr>
@@ -49267,12 +49403,12 @@
       <w:pPr>
         <w:pStyle w:val="H2"/>
       </w:pPr>
-      <w:bookmarkStart w:id="9" w:name="_Toc237717573"/>
+      <w:bookmarkStart w:id="10" w:name="_Toc244029664"/>
       <w:r>
         <w:lastRenderedPageBreak/>
         <w:t>Preparation</w:t>
       </w:r>
-      <w:bookmarkEnd w:id="9"/>
+      <w:bookmarkEnd w:id="10"/>
     </w:p>
     <w:p>
       <w:pPr>
@@ -52071,40 +52207,6 @@
     <w:p>
       <w:pPr>
         <w:rPr>
-          <w:rFonts w:ascii="Bradley Hand ITC" w:hAnsi="Bradley Hand ITC" w:cstheme="minorHAnsi"/>
-          <w:b/>
-        </w:rPr>
-      </w:pPr>
-      <w:r>
-        <w:rPr>
-          <w:rFonts w:ascii="Bradley Hand ITC" w:hAnsi="Bradley Hand ITC" w:cstheme="minorHAnsi"/>
-          <w:b/>
-        </w:rPr>
-        <w:t xml:space="preserve">“Also, more and more people have asked me to set up a </w:t>
-      </w:r>
-      <w:r>
-        <w:rPr>
-          <w:rFonts w:asciiTheme="minorHAnsi" w:hAnsiTheme="minorHAnsi" w:cstheme="minorHAnsi"/>
-        </w:rPr>
-        <w:t>Patreon</w:t>
-      </w:r>
-      <w:r>
-        <w:rPr>
-          <w:rFonts w:asciiTheme="minorHAnsi" w:hAnsiTheme="minorHAnsi" w:cstheme="minorHAnsi"/>
-        </w:rPr>
-        <w:t xml:space="preserve"> account. </w:t>
-      </w:r>
-      <w:r>
-        <w:rPr>
-          <w:rFonts w:ascii="Bradley Hand ITC" w:hAnsi="Bradley Hand ITC" w:cstheme="minorHAnsi"/>
-          <w:b/>
-        </w:rPr>
-        <w:t>I just did so.</w:t>
-      </w:r>
-    </w:p>
-    <w:p>
-      <w:pPr>
-        <w:rPr>
           <w:rFonts w:asciiTheme="minorHAnsi" w:hAnsiTheme="minorHAnsi" w:cstheme="minorHAnsi"/>
         </w:rPr>
       </w:pPr>
@@ -52355,12 +52457,12 @@
     </w:p>
     <w:p>
       <w:r>
+        <w:t>They even watched a few of my Incursion videos. Annie definitely enjoyed my banter; however I had to explain how it was done.</w:t>
+      </w:r>
+    </w:p>
+    <w:p>
+      <w:r>
         <w:lastRenderedPageBreak/>
-        <w:t>They even watched a few of my Incursion videos. Annie definitely enjoyed my banter; however I had to explain how it was done.</w:t>
-      </w:r>
-    </w:p>
-    <w:p>
-      <w:r>
         <w:t>“</w:t>
       </w:r>
       <w:r>
@@ -52491,39 +52593,49 @@
     </w:p>
     <w:p>
       <w:r>
-        <w:t xml:space="preserve">“Everyone, this is Royal Wizard Taranis </w:t>
+        <w:t xml:space="preserve">“Everyone, this is Royal Wizard </w:t>
       </w:r>
       <w:proofErr w:type="spellStart"/>
       <w:r>
+        <w:t>Taranis</w:t>
+      </w:r>
+      <w:proofErr w:type="spellEnd"/>
+      <w:r>
+        <w:t xml:space="preserve"> </w:t>
+      </w:r>
+      <w:proofErr w:type="spellStart"/>
+      <w:r>
         <w:t>Luftwing</w:t>
       </w:r>
       <w:proofErr w:type="spellEnd"/>
       <w:r>
         <w:t xml:space="preserve"> of </w:t>
       </w:r>
-      <w:bookmarkStart w:id="10" w:name="_Hlk152418768"/>
+      <w:bookmarkStart w:id="11" w:name="_Hlk152418768"/>
+      <w:proofErr w:type="spellStart"/>
       <w:r>
         <w:t>Borostein</w:t>
       </w:r>
-      <w:bookmarkEnd w:id="10"/>
+      <w:bookmarkEnd w:id="11"/>
+      <w:proofErr w:type="spellEnd"/>
       <w:r>
         <w:t>.”</w:t>
       </w:r>
     </w:p>
     <w:p>
       <w:r>
+        <w:t xml:space="preserve">“Pleased to meet you all,” Taranis said and shook everyone’s hands. “I’m aware of your ancestor that immigrated </w:t>
+      </w:r>
+      <w:r>
+        <w:t>centuries ago</w:t>
+      </w:r>
+      <w:r>
+        <w:t>. I can tell you that trip was far from easy. I’m not at liberty to say more at this time. March equinox will be here before you know it.”</w:t>
+      </w:r>
+    </w:p>
+    <w:p>
+      <w:r>
         <w:lastRenderedPageBreak/>
-        <w:t xml:space="preserve">“Pleased to meet you all,” Taranis said and shook everyone’s hands. “I’m aware of your ancestor that immigrated </w:t>
-      </w:r>
-      <w:r>
-        <w:t>centuries ago</w:t>
-      </w:r>
-      <w:r>
-        <w:t>. I can tell you that trip was far from easy. I’m not at liberty to say more at this time. March equinox will be here before you know it.”</w:t>
-      </w:r>
-    </w:p>
-    <w:p>
-      <w:r>
         <w:t>“So you’re Annie’s uncle?” Mum asked.</w:t>
       </w:r>
     </w:p>
@@ -52645,49 +52757,46 @@
         <w:t xml:space="preserve">. </w:t>
       </w:r>
       <w:r>
-        <w:t xml:space="preserve">However, my aura seems to flatten out when </w:t>
-      </w:r>
+        <w:t>However, my aura seems to flatten out when I’m in danger, allowing for wider protection. However,</w:t>
+      </w:r>
+      <w:r>
+        <w:t xml:space="preserve"> it’s still tricky with agile enemies.</w:t>
+      </w:r>
+    </w:p>
+    <w:p>
+      <w:r>
+        <w:t>“</w:t>
+      </w:r>
+      <w:r>
+        <w:t>I’m close to learning a bunch of other Runes</w:t>
+      </w:r>
+      <w:r>
+        <w:t xml:space="preserve"> related to my bubble barrier, such as </w:t>
+      </w:r>
+      <w:r>
+        <w:t xml:space="preserve">[Hardness], </w:t>
+      </w:r>
+      <w:r>
+        <w:t xml:space="preserve">[Lattice], </w:t>
+      </w:r>
+      <w:proofErr w:type="gramStart"/>
+      <w:r>
+        <w:t>[</w:t>
+      </w:r>
+      <w:proofErr w:type="gramEnd"/>
+      <w:r>
+        <w:t>Stickiness</w:t>
+      </w:r>
+      <w:r>
+        <w:t>] and so on</w:t>
+      </w:r>
+      <w:r>
+        <w:t>.</w:t>
+      </w:r>
+    </w:p>
+    <w:p>
       <w:r>
         <w:lastRenderedPageBreak/>
-        <w:t>I’m in danger, allowing for wider protection. However,</w:t>
-      </w:r>
-      <w:r>
-        <w:t xml:space="preserve"> it’s still tricky with agile enemies.</w:t>
-      </w:r>
-    </w:p>
-    <w:p>
-      <w:r>
-        <w:t>“</w:t>
-      </w:r>
-      <w:r>
-        <w:t>I’m close to learning a bunch of other Runes</w:t>
-      </w:r>
-      <w:r>
-        <w:t xml:space="preserve"> related to my bubble barrier, such as </w:t>
-      </w:r>
-      <w:r>
-        <w:t xml:space="preserve">[Hardness], </w:t>
-      </w:r>
-      <w:r>
-        <w:t xml:space="preserve">[Lattice], </w:t>
-      </w:r>
-      <w:proofErr w:type="gramStart"/>
-      <w:r>
-        <w:t>[</w:t>
-      </w:r>
-      <w:proofErr w:type="gramEnd"/>
-      <w:r>
-        <w:t>Stickiness</w:t>
-      </w:r>
-      <w:r>
-        <w:t>] and so on</w:t>
-      </w:r>
-      <w:r>
-        <w:t>.</w:t>
-      </w:r>
-    </w:p>
-    <w:p>
-      <w:r>
         <w:t>“Well done,” Taranis said, making me blush. “You are making excellent progress.</w:t>
       </w:r>
       <w:r>
@@ -52859,12 +52968,12 @@
     </w:p>
     <w:p>
       <w:r>
+        <w:t>Taranis turned to the others and said, “People’s thoughts and emotions are reflected in their auras. What this means is that ordinary people are like open books.</w:t>
+      </w:r>
+    </w:p>
+    <w:p>
+      <w:r>
         <w:lastRenderedPageBreak/>
-        <w:t>Taranis turned to the others and said, “People’s thoughts and emotions are reflected in their auras. What this means is that ordinary people are like open books.</w:t>
-      </w:r>
-    </w:p>
-    <w:p>
-      <w:r>
         <w:t xml:space="preserve">“Also, people’s auras touch when they interact, even </w:t>
       </w:r>
       <w:r>
@@ -52972,29 +53081,29 @@
     </w:p>
     <w:p>
       <w:r>
+        <w:t>“Oh my God, Incursion is a secret message,” Gigi said.</w:t>
+      </w:r>
+      <w:r>
+        <w:t xml:space="preserve"> “They are telling us what they are doing.”</w:t>
+      </w:r>
+    </w:p>
+    <w:p>
+      <w:r>
+        <w:t>My relatives looked shaken by th</w:t>
+      </w:r>
+      <w:r>
+        <w:t>e terrifying</w:t>
+      </w:r>
+      <w:r>
+        <w:t xml:space="preserve"> revelation.</w:t>
+      </w:r>
+      <w:r>
+        <w:t xml:space="preserve"> I could feel it in their auras.</w:t>
+      </w:r>
+    </w:p>
+    <w:p>
+      <w:r>
         <w:lastRenderedPageBreak/>
-        <w:t>“Oh my God, Incursion is a secret message,” Gigi said.</w:t>
-      </w:r>
-      <w:r>
-        <w:t xml:space="preserve"> “They are telling us what they are doing.”</w:t>
-      </w:r>
-    </w:p>
-    <w:p>
-      <w:r>
-        <w:t>My relatives looked shaken by th</w:t>
-      </w:r>
-      <w:r>
-        <w:t>e terrifying</w:t>
-      </w:r>
-      <w:r>
-        <w:t xml:space="preserve"> revelation.</w:t>
-      </w:r>
-      <w:r>
-        <w:t xml:space="preserve"> I could feel it in their auras.</w:t>
-      </w:r>
-    </w:p>
-    <w:p>
-      <w:r>
         <w:t>M</w:t>
       </w:r>
       <w:r>
@@ -53167,23 +53276,23 @@
     </w:p>
     <w:p>
       <w:r>
+        <w:t>“The good news is that D-Rank is good enough for you. The mind upgrade is well worth the effort, especially when beta ends.</w:t>
+      </w:r>
+    </w:p>
+    <w:p>
+      <w:r>
+        <w:t>“I recom</w:t>
+      </w:r>
+      <w:r>
+        <w:t>mend Luke stays until beta ends</w:t>
+      </w:r>
+      <w:r>
+        <w:t>. I want him to train his magic.</w:t>
+      </w:r>
+    </w:p>
+    <w:p>
+      <w:r>
         <w:lastRenderedPageBreak/>
-        <w:t>“The good news is that D-Rank is good enough for you. The mind upgrade is well worth the effort, especially when beta ends.</w:t>
-      </w:r>
-    </w:p>
-    <w:p>
-      <w:r>
-        <w:t>“I recom</w:t>
-      </w:r>
-      <w:r>
-        <w:t>mend Luke stays until beta ends</w:t>
-      </w:r>
-      <w:r>
-        <w:t>. I want him to train his magic.</w:t>
-      </w:r>
-    </w:p>
-    <w:p>
-      <w:r>
         <w:t>“More importantly, t</w:t>
       </w:r>
       <w:r>
@@ -53281,17 +53390,17 @@
     </w:p>
     <w:p>
       <w:r>
+        <w:t>At first Annie’s aura was like a capsule surrounding her body. Then Annie latched out with her whips. The whips protruded from her bubble. However, her aura stayed attached to her whips like mucus.</w:t>
+      </w:r>
+    </w:p>
+    <w:p>
+      <w:r>
+        <w:t>“Is her aura moving her whips?” Mum asked, reflecting my thoughts.</w:t>
+      </w:r>
+    </w:p>
+    <w:p>
+      <w:r>
         <w:lastRenderedPageBreak/>
-        <w:t>At first Annie’s aura was like a capsule surrounding her body. Then Annie latched out with her whips. The whips protruded from her bubble. However, her aura stayed attached to her whips like mucus.</w:t>
-      </w:r>
-    </w:p>
-    <w:p>
-      <w:r>
-        <w:t>“Is her aura moving her whips?” Mum asked, reflecting my thoughts.</w:t>
-      </w:r>
-    </w:p>
-    <w:p>
-      <w:r>
         <w:t>“Excellent observation,” Taranis said. “That is precisely what is happening</w:t>
       </w:r>
       <w:r>
@@ -53347,28 +53456,28 @@
     </w:p>
     <w:p>
       <w:r>
+        <w:t xml:space="preserve">“The minimum is 18 for Spirit and 20 for both Mind and Willpower,” Taranis </w:t>
+      </w:r>
+      <w:r>
+        <w:t>said</w:t>
+      </w:r>
+      <w:r>
+        <w:t>. “Then the path will open up for Essence Allocation.</w:t>
+      </w:r>
+    </w:p>
+    <w:p>
+      <w:r>
+        <w:t>“Yes, I know Body Tempering is unpleasant. Yes, you will lose your class bonuses and you will need to start from scratch.</w:t>
+      </w:r>
+    </w:p>
+    <w:p>
+      <w:r>
+        <w:t>“However, most of the Essence you collect now can be reused.</w:t>
+      </w:r>
+    </w:p>
+    <w:p>
+      <w:r>
         <w:lastRenderedPageBreak/>
-        <w:t xml:space="preserve">“The minimum is 18 for Spirit and 20 for both Mind and Willpower,” Taranis </w:t>
-      </w:r>
-      <w:r>
-        <w:t>said</w:t>
-      </w:r>
-      <w:r>
-        <w:t>. “Then the path will open up for Essence Allocation.</w:t>
-      </w:r>
-    </w:p>
-    <w:p>
-      <w:r>
-        <w:t>“Yes, I know Body Tempering is unpleasant. Yes, you will lose your class bonuses and you will need to start from scratch.</w:t>
-      </w:r>
-    </w:p>
-    <w:p>
-      <w:r>
-        <w:t>“However, most of the Essence you collect now can be reused.</w:t>
-      </w:r>
-    </w:p>
-    <w:p>
-      <w:r>
         <w:t>“On the other hand, the benefits are greater than you can imagine.</w:t>
       </w:r>
     </w:p>
@@ -53445,90 +53554,198 @@
     </w:p>
     <w:p>
       <w:r>
+        <w:t>“</w:t>
+      </w:r>
+      <w:r>
+        <w:t>The demons</w:t>
+      </w:r>
+      <w:r>
+        <w:t xml:space="preserve"> </w:t>
+      </w:r>
+      <w:r>
+        <w:t>are forbidden from killing</w:t>
+      </w:r>
+      <w:r>
+        <w:t xml:space="preserve"> adventurers without cause. However, </w:t>
+      </w:r>
+      <w:r>
+        <w:t xml:space="preserve">that won’t prevent </w:t>
+      </w:r>
+      <w:r>
+        <w:t xml:space="preserve">their kind </w:t>
+      </w:r>
+      <w:r>
+        <w:t>from tormenting you to the best of their ability.</w:t>
+      </w:r>
+    </w:p>
+    <w:p>
+      <w:r>
+        <w:t xml:space="preserve">“Remember, they truly enjoy </w:t>
+      </w:r>
+      <w:r>
+        <w:t>tormenting people</w:t>
+      </w:r>
+      <w:r>
+        <w:t xml:space="preserve"> and</w:t>
+      </w:r>
+      <w:r>
+        <w:t xml:space="preserve"> asserting their perceived superiority over everyone</w:t>
+      </w:r>
+      <w:r>
+        <w:t xml:space="preserve">. </w:t>
+      </w:r>
+      <w:r>
+        <w:t>Tormenting</w:t>
+      </w:r>
+      <w:r>
+        <w:t>, torturing and killing anyone they can</w:t>
+      </w:r>
+      <w:r>
+        <w:t>,</w:t>
+      </w:r>
+      <w:r>
+        <w:t xml:space="preserve"> b</w:t>
+      </w:r>
+      <w:r>
+        <w:t>ossing subordinates around</w:t>
+      </w:r>
+      <w:r>
+        <w:t>,</w:t>
+      </w:r>
+      <w:r>
+        <w:t xml:space="preserve"> and plotting the </w:t>
+      </w:r>
+      <w:r>
         <w:lastRenderedPageBreak/>
+        <w:t xml:space="preserve">overthrow of superiors </w:t>
+      </w:r>
+      <w:r>
+        <w:t xml:space="preserve">while kissing ass </w:t>
+      </w:r>
+      <w:r>
+        <w:t>are their only pastimes</w:t>
+      </w:r>
+      <w:r>
+        <w:t>.</w:t>
+      </w:r>
+      <w:r>
+        <w:t xml:space="preserve"> It’s like a drug to them.</w:t>
+      </w:r>
+    </w:p>
+    <w:p>
+      <w:r>
+        <w:t xml:space="preserve">“You </w:t>
+      </w:r>
+      <w:r>
+        <w:t>will</w:t>
+      </w:r>
+      <w:r>
+        <w:t xml:space="preserve"> encounter guardians and riddles you must overcome. Don’t rush to solve them, since they want you to get the answers wrong, so they can torment you.</w:t>
+      </w:r>
+      <w:r>
+        <w:t>”</w:t>
+      </w:r>
+    </w:p>
+    <w:p>
+      <w:r>
         <w:t>“</w:t>
       </w:r>
       <w:r>
-        <w:t>The demons</w:t>
+        <w:t>All my relatives are going to a private school in England. They are teaching me logical thinking and puzzle solving,” I said. “I’m also focusing on dungeon type puzzles.”</w:t>
+      </w:r>
+    </w:p>
+    <w:p>
+      <w:r>
+        <w:t xml:space="preserve">“Same with me,” </w:t>
+      </w:r>
+      <w:r>
+        <w:t>Emily</w:t>
+      </w:r>
+      <w:r>
+        <w:t xml:space="preserve"> said.</w:t>
+      </w:r>
+    </w:p>
+    <w:p>
+      <w:r>
+        <w:t xml:space="preserve">Taranis </w:t>
+      </w:r>
+      <w:r>
+        <w:t>smiled and said,</w:t>
       </w:r>
       <w:r>
         <w:t xml:space="preserve"> </w:t>
       </w:r>
       <w:r>
-        <w:t>are forbidden from killing</w:t>
-      </w:r>
-      <w:r>
-        <w:t xml:space="preserve"> adventurers without cause. However, </w:t>
-      </w:r>
-      <w:r>
-        <w:t xml:space="preserve">that won’t prevent </w:t>
-      </w:r>
-      <w:r>
-        <w:t xml:space="preserve">their kind </w:t>
-      </w:r>
-      <w:r>
-        <w:t>from tormenting you to the best of their ability.</w:t>
-      </w:r>
-    </w:p>
-    <w:p>
-      <w:r>
-        <w:t xml:space="preserve">“Remember, they truly enjoy </w:t>
-      </w:r>
-      <w:r>
-        <w:t>tormenting people</w:t>
-      </w:r>
-      <w:r>
-        <w:t xml:space="preserve"> and</w:t>
-      </w:r>
-      <w:r>
-        <w:t xml:space="preserve"> asserting their perceived superiority over everyone</w:t>
-      </w:r>
-      <w:r>
-        <w:t xml:space="preserve">. </w:t>
-      </w:r>
-      <w:r>
-        <w:t>Tormenting</w:t>
-      </w:r>
-      <w:r>
-        <w:t>, torturing and killing anyone they can</w:t>
-      </w:r>
-      <w:r>
-        <w:t>,</w:t>
-      </w:r>
-      <w:r>
-        <w:t xml:space="preserve"> b</w:t>
-      </w:r>
-      <w:r>
-        <w:t>ossing subordinates around</w:t>
-      </w:r>
-      <w:r>
-        <w:t>,</w:t>
-      </w:r>
-      <w:r>
-        <w:t xml:space="preserve"> and plotting the overthrow of superiors </w:t>
-      </w:r>
-      <w:r>
-        <w:t xml:space="preserve">while kissing ass </w:t>
-      </w:r>
-      <w:r>
-        <w:t>are their only pastimes</w:t>
-      </w:r>
-      <w:r>
-        <w:t>.</w:t>
-      </w:r>
-      <w:r>
-        <w:t xml:space="preserve"> It’s like a drug to them.</w:t>
-      </w:r>
-    </w:p>
-    <w:p>
-      <w:r>
-        <w:t xml:space="preserve">“You </w:t>
-      </w:r>
-      <w:r>
-        <w:t>will</w:t>
-      </w:r>
-      <w:r>
-        <w:t xml:space="preserve"> encounter guardians and riddles you must overcome. Don’t rush to solve them, since they want you to get the answers wrong, so they can torment you.</w:t>
+        <w:t xml:space="preserve">“The challenges are geared to </w:t>
+      </w:r>
+      <w:r>
+        <w:t>weeding out the superior from the rest. I</w:t>
+      </w:r>
+      <w:r>
+        <w:t>t</w:t>
+      </w:r>
+      <w:r>
+        <w:t xml:space="preserve"> will </w:t>
+      </w:r>
+      <w:r>
+        <w:t xml:space="preserve">also </w:t>
+      </w:r>
+      <w:r>
+        <w:t>test</w:t>
+      </w:r>
+      <w:r>
+        <w:t xml:space="preserve"> </w:t>
+      </w:r>
+      <w:r>
+        <w:t>your knowledge of the ancient legends of your world.</w:t>
+      </w:r>
+      <w:r>
+        <w:t xml:space="preserve"> Not actual history, but pop-culture references.</w:t>
+      </w:r>
+    </w:p>
+    <w:p>
+      <w:r>
+        <w:t>“</w:t>
+      </w:r>
+      <w:r>
+        <w:t xml:space="preserve">Also, your </w:t>
+      </w:r>
+      <w:r>
+        <w:t>neuralnet</w:t>
+      </w:r>
+      <w:r>
+        <w:t>s, as well as Annie’s, Linda’s, and Harold’s headbands will be disabled</w:t>
+      </w:r>
+      <w:r>
+        <w:t>, prevent you from using</w:t>
+      </w:r>
+      <w:r>
+        <w:t xml:space="preserve"> even</w:t>
+      </w:r>
+      <w:r>
+        <w:t xml:space="preserve"> its most basic functions</w:t>
+      </w:r>
+      <w:r>
+        <w:t xml:space="preserve"> while in the dungeon</w:t>
+      </w:r>
+      <w:r>
+        <w:t>s</w:t>
+      </w:r>
+      <w:r>
+        <w:t>.</w:t>
+      </w:r>
+    </w:p>
+    <w:p>
+      <w:r>
+        <w:t>“In other words, you will need paper and pencil.</w:t>
+      </w:r>
+    </w:p>
+    <w:p>
+      <w:r>
+        <w:t>“As long as you use your logic and reason and don’t g</w:t>
+      </w:r>
+      <w:r>
+        <w:t>et impatient, you will do well.</w:t>
       </w:r>
       <w:r>
         <w:t>”</w:t>
@@ -53536,139 +53753,34 @@
     </w:p>
     <w:p>
       <w:r>
-        <w:t>“</w:t>
-      </w:r>
-      <w:r>
-        <w:t>All my relatives are going to a private school in England. They are teaching me logical thinking and puzzle solving,” I said. “I’m also focusing on dungeon type puzzles.”</w:t>
-      </w:r>
-    </w:p>
-    <w:p>
-      <w:r>
-        <w:t xml:space="preserve">“Same with me,” </w:t>
-      </w:r>
-      <w:r>
-        <w:t>Emily</w:t>
-      </w:r>
-      <w:r>
-        <w:t xml:space="preserve"> said.</w:t>
-      </w:r>
-    </w:p>
-    <w:p>
-      <w:r>
-        <w:t xml:space="preserve">Taranis </w:t>
-      </w:r>
-      <w:r>
-        <w:t>smiled and said,</w:t>
-      </w:r>
-      <w:r>
-        <w:t xml:space="preserve"> </w:t>
-      </w:r>
-      <w:r>
-        <w:t xml:space="preserve">“The challenges are geared to </w:t>
-      </w:r>
-      <w:r>
-        <w:t>weeding out the superior from the rest. I</w:t>
-      </w:r>
-      <w:r>
-        <w:t>t</w:t>
-      </w:r>
-      <w:r>
-        <w:t xml:space="preserve"> will </w:t>
-      </w:r>
-      <w:r>
-        <w:t xml:space="preserve">also </w:t>
-      </w:r>
-      <w:r>
-        <w:t>test</w:t>
-      </w:r>
-      <w:r>
-        <w:t xml:space="preserve"> </w:t>
-      </w:r>
-      <w:r>
-        <w:t>your knowledge of the ancient legends of your world.</w:t>
-      </w:r>
-      <w:r>
-        <w:t xml:space="preserve"> Not actual history, but pop-culture references.</w:t>
-      </w:r>
-    </w:p>
-    <w:p>
-      <w:r>
-        <w:t>“</w:t>
-      </w:r>
-      <w:r>
-        <w:t xml:space="preserve">Also, your </w:t>
-      </w:r>
-      <w:r>
-        <w:t>neuralnet</w:t>
-      </w:r>
-      <w:r>
-        <w:t>s, as well as Annie’s, Linda’s, and Harold’s headbands will be disabled</w:t>
-      </w:r>
-      <w:r>
-        <w:t>, prevent you from using</w:t>
-      </w:r>
-      <w:r>
-        <w:t xml:space="preserve"> even</w:t>
-      </w:r>
-      <w:r>
-        <w:t xml:space="preserve"> its most basic functions</w:t>
-      </w:r>
-      <w:r>
-        <w:t xml:space="preserve"> while in the dungeon</w:t>
-      </w:r>
-      <w:r>
-        <w:t>s</w:t>
-      </w:r>
-      <w:r>
-        <w:t>.</w:t>
-      </w:r>
-    </w:p>
-    <w:p>
-      <w:r>
-        <w:t>“In other words, you will need paper and pencil.</w:t>
-      </w:r>
-    </w:p>
-    <w:p>
-      <w:r>
-        <w:t>“As long as you use your logic and reason and don’t g</w:t>
-      </w:r>
-      <w:r>
-        <w:t>et impatient, you will do well.</w:t>
-      </w:r>
-      <w:r>
-        <w:t>”</w:t>
+        <w:t>“Those are neuralnets?” Eric asked, surprised. “I thought that was some sort of royalty thing.”</w:t>
+      </w:r>
+    </w:p>
+    <w:p>
+      <w:r>
+        <w:t xml:space="preserve">“The underlying </w:t>
+      </w:r>
+      <w:r>
+        <w:t>principle</w:t>
+      </w:r>
+      <w:r>
+        <w:t xml:space="preserve"> is the same,” Taranis said. “The difference is that the band technology is open-source and can be removed.</w:t>
+      </w:r>
+    </w:p>
+    <w:p>
+      <w:r>
+        <w:t xml:space="preserve">“Oh, one more thing,” Taranis </w:t>
+      </w:r>
+      <w:r>
+        <w:t>said</w:t>
+      </w:r>
+      <w:r>
+        <w:t>. “Please contact me before you return home.</w:t>
       </w:r>
     </w:p>
     <w:p>
       <w:r>
         <w:lastRenderedPageBreak/>
-        <w:t>“Those are neuralnets?” Eric asked, surprised. “I thought that was some sort of royalty thing.”</w:t>
-      </w:r>
-    </w:p>
-    <w:p>
-      <w:r>
-        <w:t xml:space="preserve">“The underlying </w:t>
-      </w:r>
-      <w:r>
-        <w:t>principle</w:t>
-      </w:r>
-      <w:r>
-        <w:t xml:space="preserve"> is the same,” Taranis said. “The difference is that the band technology is open-source and can be removed.</w:t>
-      </w:r>
-    </w:p>
-    <w:p>
-      <w:r>
-        <w:t xml:space="preserve">“Oh, one more thing,” Taranis </w:t>
-      </w:r>
-      <w:r>
-        <w:t>said</w:t>
-      </w:r>
-      <w:r>
-        <w:t>. “Please contact me before you return home.</w:t>
-      </w:r>
-    </w:p>
-    <w:p>
-      <w:r>
         <w:t xml:space="preserve">“To contact me, just go to the adventurer’s </w:t>
       </w:r>
       <w:r>
@@ -53803,34 +53915,34 @@
     </w:p>
     <w:p>
       <w:r>
+        <w:t>More importantly I had Annie to help me</w:t>
+      </w:r>
+      <w:r>
+        <w:t xml:space="preserve"> with the language.</w:t>
+      </w:r>
+    </w:p>
+    <w:p>
+      <w:r>
+        <w:t>When I returned I found my family in the meditation room, training their auras.</w:t>
+      </w:r>
+    </w:p>
+    <w:p>
+      <w:r>
+        <w:t xml:space="preserve">Eric, Artemis, Evelyn, and Harold were sitting on pillows, trying their best to </w:t>
+      </w:r>
+      <w:r>
+        <w:t xml:space="preserve">meditate. However their restlessness </w:t>
+      </w:r>
+      <w:r>
+        <w:t>was reflected in their auras</w:t>
+      </w:r>
+      <w:r>
+        <w:t>.</w:t>
+      </w:r>
+    </w:p>
+    <w:p>
+      <w:r>
         <w:lastRenderedPageBreak/>
-        <w:t>More importantly I had Annie to help me</w:t>
-      </w:r>
-      <w:r>
-        <w:t xml:space="preserve"> with the language.</w:t>
-      </w:r>
-    </w:p>
-    <w:p>
-      <w:r>
-        <w:t>When I returned I found my family in the meditation room, training their auras.</w:t>
-      </w:r>
-    </w:p>
-    <w:p>
-      <w:r>
-        <w:t xml:space="preserve">Eric, Artemis, Evelyn, and Harold were sitting on pillows, trying their best to </w:t>
-      </w:r>
-      <w:r>
-        <w:t xml:space="preserve">meditate. However their restlessness </w:t>
-      </w:r>
-      <w:r>
-        <w:t>was reflected in their auras</w:t>
-      </w:r>
-      <w:r>
-        <w:t>.</w:t>
-      </w:r>
-    </w:p>
-    <w:p>
-      <w:r>
         <w:t>“We decided to postpone our trip to the Shattered Lands for a day,” dad said. “We feel this aura training is more important.”</w:t>
       </w:r>
     </w:p>
@@ -53865,12 +53977,12 @@
       <w:pPr>
         <w:pStyle w:val="H2"/>
       </w:pPr>
-      <w:bookmarkStart w:id="11" w:name="_Toc237717574"/>
+      <w:bookmarkStart w:id="12" w:name="_Toc244029665"/>
       <w:r>
         <w:lastRenderedPageBreak/>
         <w:t>The Shattered Lands</w:t>
       </w:r>
-      <w:bookmarkEnd w:id="11"/>
+      <w:bookmarkEnd w:id="12"/>
     </w:p>
     <w:p>
       <w:pPr>
@@ -55474,6 +55586,8 @@
     <w:p>
       <w:pPr>
         <w:pStyle w:val="StatusUser"/>
+        <w:spacing w:after="120"/>
+        <w:contextualSpacing w:val="0"/>
       </w:pPr>
       <w:r>
         <w:t>Willpower:</w:t>
@@ -55481,20 +55595,6 @@
       <w:r>
         <w:tab/>
         <w:t>28 -&gt; 38</w:t>
-      </w:r>
-    </w:p>
-    <w:p>
-      <w:pPr>
-        <w:pStyle w:val="StatusUser"/>
-        <w:spacing w:after="120"/>
-        <w:contextualSpacing w:val="0"/>
-      </w:pPr>
-      <w:r>
-        <w:t>Perception:</w:t>
-      </w:r>
-      <w:r>
-        <w:tab/>
-        <w:t>29 -&gt; 39</w:t>
       </w:r>
     </w:p>
     <w:p>
@@ -55509,6 +55609,20 @@
           <w:u w:val="single"/>
         </w:rPr>
         <w:t>Spiritual Stats</w:t>
+      </w:r>
+    </w:p>
+    <w:p>
+      <w:pPr>
+        <w:pStyle w:val="StatusUser"/>
+        <w:spacing w:after="0"/>
+        <w:contextualSpacing w:val="0"/>
+      </w:pPr>
+      <w:r>
+        <w:t>Perception:</w:t>
+      </w:r>
+      <w:r>
+        <w:tab/>
+        <w:t>29 -&gt; 39</w:t>
       </w:r>
     </w:p>
     <w:p>
@@ -57763,12 +57877,12 @@
       <w:pPr>
         <w:pStyle w:val="H2"/>
       </w:pPr>
-      <w:bookmarkStart w:id="12" w:name="_Toc237717575"/>
+      <w:bookmarkStart w:id="13" w:name="_Toc244029666"/>
       <w:r>
         <w:lastRenderedPageBreak/>
         <w:t>Agatha</w:t>
       </w:r>
-      <w:bookmarkEnd w:id="12"/>
+      <w:bookmarkEnd w:id="13"/>
     </w:p>
     <w:p>
       <w:pPr>
@@ -58232,12 +58346,12 @@
       <w:pPr>
         <w:pStyle w:val="H2"/>
       </w:pPr>
-      <w:bookmarkStart w:id="13" w:name="_Toc237717576"/>
+      <w:bookmarkStart w:id="14" w:name="_Toc244029667"/>
       <w:r>
         <w:lastRenderedPageBreak/>
         <w:t>Dungeon</w:t>
       </w:r>
-      <w:bookmarkEnd w:id="13"/>
+      <w:bookmarkEnd w:id="14"/>
     </w:p>
     <w:p>
       <w:pPr>
@@ -58357,7 +58471,7 @@
             <w:rPr>
               <w:noProof/>
             </w:rPr>
-            <w:t>252</w:t>
+            <w:t>254</w:t>
           </w:r>
         </w:fldSimple>
       </w:p>
@@ -58388,7 +58502,7 @@
             <w:rPr>
               <w:noProof/>
             </w:rPr>
-            <w:t>251</w:t>
+            <w:t>255</w:t>
           </w:r>
         </w:fldSimple>
       </w:p>
@@ -58449,8 +58563,13 @@
       <w:r>
         <w:t xml:space="preserve"> </w:t>
       </w:r>
-      <w:r>
-        <w:t>Lindir (</w:t>
+      <w:proofErr w:type="spellStart"/>
+      <w:r>
+        <w:t>Lindir</w:t>
+      </w:r>
+      <w:proofErr w:type="spellEnd"/>
+      <w:r>
+        <w:t xml:space="preserve"> (</w:t>
       </w:r>
       <w:proofErr w:type="spellStart"/>
       <w:r>
@@ -58650,7 +58769,7 @@
         <v:path o:extrusionok="f" gradientshapeok="t" o:connecttype="rect"/>
         <o:lock v:ext="edit" aspectratio="t"/>
       </v:shapetype>
-      <v:shape id="_x0000_i1232" type="#_x0000_t75" style="width:3in;height:3in;visibility:visible" o:bullet="t">
+      <v:shape id="_x0000_i1037" type="#_x0000_t75" style="width:3in;height:3in;visibility:visible" o:bullet="t">
         <v:imagedata r:id="rId1" o:title="MC900065312[1]"/>
       </v:shape>
     </w:pict>
@@ -61364,7 +61483,7 @@
 </file>
 
 <file path=customXml/itemProps1.xml><?xml version="1.0" encoding="utf-8"?>
-<ds:datastoreItem xmlns:ds="http://schemas.openxmlformats.org/officeDocument/2006/customXml" ds:itemID="{B43B6E54-D652-4685-8A4C-2B46CFDFD518}">
+<ds:datastoreItem xmlns:ds="http://schemas.openxmlformats.org/officeDocument/2006/customXml" ds:itemID="{4212E5F4-03EF-45AF-B019-806A7C56CF01}">
   <ds:schemaRefs>
     <ds:schemaRef ds:uri="http://schemas.openxmlformats.org/officeDocument/2006/bibliography"/>
   </ds:schemaRefs>
